--- a/docs/4/uifis/reports/UIFIS_practice-7_report-template.docx
+++ b/docs/4/uifis/reports/UIFIS_practice-7_report-template.docx
@@ -77,6 +77,15 @@
       </w:r>
     </w:p>
     <w:p/>
+    <w:p>
+      <w:r>
+        <w:rPr>
+          <w:b/>
+          <w:sz w:val="24"/>
+        </w:rPr>
+        <w:t>Ход работы</w:t>
+      </w:r>
+    </w:p>
     <w:p>
       <w:r>
         <w:rPr>
@@ -1231,7 +1240,7 @@
           <w:b/>
           <w:sz w:val="24"/>
         </w:rPr>
-        <w:t>Скриншоты</w:t>
+        <w:t>Скриншоты выполнения работы</w:t>
       </w:r>
     </w:p>
     <w:p>
@@ -1329,200 +1338,6 @@
           <w:sz w:val="24"/>
         </w:rPr>
         <w:t>________________________________________________________________________</w:t>
-      </w:r>
-    </w:p>
-    <w:p>
-      <w:r>
-        <w:rPr>
-          <w:b w:val="0"/>
-          <w:sz w:val="24"/>
-        </w:rPr>
-        <w:t>________________________________________________________________________</w:t>
-      </w:r>
-    </w:p>
-    <w:p>
-      <w:r>
-        <w:rPr>
-          <w:b w:val="0"/>
-          <w:sz w:val="24"/>
-        </w:rPr>
-        <w:t>________________________________________________________________________</w:t>
-      </w:r>
-    </w:p>
-    <w:p>
-      <w:r>
-        <w:rPr>
-          <w:b w:val="0"/>
-          <w:sz w:val="24"/>
-        </w:rPr>
-        <w:t>________________________________________________________________________</w:t>
-      </w:r>
-    </w:p>
-    <w:p/>
-    <w:p>
-      <w:r>
-        <w:rPr>
-          <w:b/>
-          <w:sz w:val="24"/>
-        </w:rPr>
-        <w:t>Ответы на контрольные вопросы</w:t>
-      </w:r>
-    </w:p>
-    <w:p>
-      <w:r>
-        <w:rPr>
-          <w:b w:val="0"/>
-          <w:sz w:val="24"/>
-        </w:rPr>
-        <w:t>1. Почему таблица grades отделена от enrollments?</w:t>
-      </w:r>
-    </w:p>
-    <w:p>
-      <w:r>
-        <w:rPr>
-          <w:b w:val="0"/>
-          <w:sz w:val="24"/>
-        </w:rPr>
-        <w:t>________________________________________________________________________</w:t>
-      </w:r>
-    </w:p>
-    <w:p>
-      <w:r>
-        <w:rPr>
-          <w:b w:val="0"/>
-          <w:sz w:val="24"/>
-        </w:rPr>
-        <w:t>________________________________________________________________________</w:t>
-      </w:r>
-    </w:p>
-    <w:p>
-      <w:r>
-        <w:rPr>
-          <w:b w:val="0"/>
-          <w:sz w:val="24"/>
-        </w:rPr>
-        <w:t>________________________________________________________________________</w:t>
-      </w:r>
-    </w:p>
-    <w:p/>
-    <w:p>
-      <w:r>
-        <w:rPr>
-          <w:b w:val="0"/>
-          <w:sz w:val="24"/>
-        </w:rPr>
-        <w:t>2. Что произойдёт при удалении студента, у которого есть оценки?</w:t>
-      </w:r>
-    </w:p>
-    <w:p>
-      <w:r>
-        <w:rPr>
-          <w:b w:val="0"/>
-          <w:sz w:val="24"/>
-        </w:rPr>
-        <w:t>________________________________________________________________________</w:t>
-      </w:r>
-    </w:p>
-    <w:p>
-      <w:r>
-        <w:rPr>
-          <w:b w:val="0"/>
-          <w:sz w:val="24"/>
-        </w:rPr>
-        <w:t>________________________________________________________________________</w:t>
-      </w:r>
-    </w:p>
-    <w:p>
-      <w:r>
-        <w:rPr>
-          <w:b w:val="0"/>
-          <w:sz w:val="24"/>
-        </w:rPr>
-        <w:t>________________________________________________________________________</w:t>
-      </w:r>
-    </w:p>
-    <w:p/>
-    <w:p>
-      <w:r>
-        <w:rPr>
-          <w:b w:val="0"/>
-          <w:sz w:val="24"/>
-        </w:rPr>
-        <w:t>3. Зачем нужен PRAGMA foreign_keys = ON?</w:t>
-      </w:r>
-    </w:p>
-    <w:p>
-      <w:r>
-        <w:rPr>
-          <w:b w:val="0"/>
-          <w:sz w:val="24"/>
-        </w:rPr>
-        <w:t>________________________________________________________________________</w:t>
-      </w:r>
-    </w:p>
-    <w:p>
-      <w:r>
-        <w:rPr>
-          <w:b w:val="0"/>
-          <w:sz w:val="24"/>
-        </w:rPr>
-        <w:t>________________________________________________________________________</w:t>
-      </w:r>
-    </w:p>
-    <w:p>
-      <w:r>
-        <w:rPr>
-          <w:b w:val="0"/>
-          <w:sz w:val="24"/>
-        </w:rPr>
-        <w:t>________________________________________________________________________</w:t>
-      </w:r>
-    </w:p>
-    <w:p/>
-    <w:p>
-      <w:r>
-        <w:rPr>
-          <w:b w:val="0"/>
-          <w:sz w:val="24"/>
-        </w:rPr>
-        <w:t>4. Чем UNIQUE отличается от PRIMARY KEY?</w:t>
-      </w:r>
-    </w:p>
-    <w:p>
-      <w:r>
-        <w:rPr>
-          <w:b w:val="0"/>
-          <w:sz w:val="24"/>
-        </w:rPr>
-        <w:t>________________________________________________________________________</w:t>
-      </w:r>
-    </w:p>
-    <w:p>
-      <w:r>
-        <w:rPr>
-          <w:b w:val="0"/>
-          <w:sz w:val="24"/>
-        </w:rPr>
-        <w:t>________________________________________________________________________</w:t>
-      </w:r>
-    </w:p>
-    <w:p>
-      <w:r>
-        <w:rPr>
-          <w:b w:val="0"/>
-          <w:sz w:val="24"/>
-        </w:rPr>
-        <w:t>________________________________________________________________________</w:t>
-      </w:r>
-    </w:p>
-    <w:p/>
-    <w:p>
-      <w:r>
-        <w:rPr>
-          <w:b w:val="0"/>
-          <w:sz w:val="24"/>
-        </w:rPr>
-        <w:t>5. Почему импорт JSON выполняют в одной транзакции?</w:t>
       </w:r>
     </w:p>
     <w:p>

--- a/docs/4/uifis/reports/UIFIS_practice-7_report-template.docx
+++ b/docs/4/uifis/reports/UIFIS_practice-7_report-template.docx
@@ -4,10 +4,13 @@
   <w:body>
     <w:p>
       <w:pPr>
+        <w:spacing w:line="360" w:lineRule="auto" w:before="0" w:after="0"/>
+        <w:ind w:firstLine="0"/>
         <w:jc w:val="center"/>
       </w:pPr>
       <w:r>
         <w:rPr>
+          <w:rFonts w:ascii="Times New Roman" w:hAnsi="Times New Roman" w:eastAsia="Times New Roman" w:cs="Times New Roman"/>
           <w:b/>
           <w:sz w:val="28"/>
         </w:rPr>
@@ -16,81 +19,129 @@
     </w:p>
     <w:p>
       <w:pPr>
+        <w:spacing w:line="360" w:lineRule="auto" w:before="0" w:after="0"/>
+        <w:ind w:firstLine="0"/>
         <w:jc w:val="center"/>
       </w:pPr>
       <w:r>
         <w:rPr>
+          <w:rFonts w:ascii="Times New Roman" w:hAnsi="Times New Roman" w:eastAsia="Times New Roman" w:cs="Times New Roman"/>
           <w:b/>
-          <w:sz w:val="26"/>
+          <w:sz w:val="28"/>
         </w:rPr>
         <w:t>Отчёт по практической работе 7</w:t>
       </w:r>
     </w:p>
     <w:p>
       <w:pPr>
+        <w:spacing w:line="360" w:lineRule="auto" w:before="0" w:after="0"/>
+        <w:ind w:firstLine="0"/>
         <w:jc w:val="center"/>
       </w:pPr>
       <w:r>
         <w:rPr>
+          <w:rFonts w:ascii="Times New Roman" w:hAnsi="Times New Roman" w:eastAsia="Times New Roman" w:cs="Times New Roman"/>
           <w:b w:val="0"/>
-          <w:sz w:val="24"/>
+          <w:sz w:val="28"/>
         </w:rPr>
         <w:t>Тема: Создание базы данных информационной системы</w:t>
       </w:r>
     </w:p>
     <w:p/>
     <w:p>
+      <w:pPr>
+        <w:spacing w:line="360" w:lineRule="auto" w:before="0" w:after="0"/>
+        <w:ind w:firstLine="0"/>
+        <w:jc w:val="left"/>
+      </w:pPr>
       <w:r>
         <w:rPr>
+          <w:rFonts w:ascii="Times New Roman" w:hAnsi="Times New Roman" w:eastAsia="Times New Roman" w:cs="Times New Roman"/>
           <w:b w:val="0"/>
-          <w:sz w:val="24"/>
+          <w:sz w:val="28"/>
         </w:rPr>
         <w:t>ФИО студента: ______________________________________</w:t>
       </w:r>
     </w:p>
     <w:p>
+      <w:pPr>
+        <w:spacing w:line="360" w:lineRule="auto" w:before="0" w:after="0"/>
+        <w:ind w:firstLine="0"/>
+        <w:jc w:val="left"/>
+      </w:pPr>
       <w:r>
         <w:rPr>
+          <w:rFonts w:ascii="Times New Roman" w:hAnsi="Times New Roman" w:eastAsia="Times New Roman" w:cs="Times New Roman"/>
           <w:b w:val="0"/>
-          <w:sz w:val="24"/>
+          <w:sz w:val="28"/>
         </w:rPr>
         <w:t>Группа: ______________________  Дата: _______________</w:t>
       </w:r>
     </w:p>
     <w:p/>
     <w:p>
+      <w:pPr>
+        <w:pStyle w:val="Heading1"/>
+        <w:keepNext/>
+        <w:keepLines/>
+        <w:spacing w:line="240" w:lineRule="auto" w:before="240" w:after="0"/>
+        <w:ind w:firstLine="0" w:left="0"/>
+        <w:jc w:val="both"/>
+      </w:pPr>
       <w:r>
         <w:rPr>
-          <w:b/>
-          <w:sz w:val="24"/>
+          <w:rFonts w:ascii="Times New Roman" w:hAnsi="Times New Roman" w:eastAsia="Times New Roman" w:cs="Times New Roman"/>
+          <w:b w:val="0"/>
+          <w:sz w:val="28"/>
         </w:rPr>
         <w:t>Цель работы</w:t>
       </w:r>
     </w:p>
     <w:p>
+      <w:pPr>
+        <w:spacing w:line="360" w:lineRule="auto" w:before="0" w:after="0"/>
+        <w:ind w:firstLine="709"/>
+        <w:jc w:val="both"/>
+      </w:pPr>
       <w:r>
         <w:rPr>
+          <w:rFonts w:ascii="Times New Roman" w:hAnsi="Times New Roman" w:eastAsia="Times New Roman" w:cs="Times New Roman"/>
           <w:b w:val="0"/>
-          <w:sz w:val="24"/>
+          <w:sz w:val="28"/>
         </w:rPr>
         <w:t>Создать базу данных учебного журнала в SQLite, задать ограничения целостности, наполнить таблицы данными, импортировать JSON и проверить выборки с соединением и агрегацией.</w:t>
       </w:r>
     </w:p>
     <w:p/>
     <w:p>
+      <w:pPr>
+        <w:pStyle w:val="Heading1"/>
+        <w:keepNext/>
+        <w:keepLines/>
+        <w:spacing w:line="240" w:lineRule="auto" w:before="240" w:after="0"/>
+        <w:ind w:firstLine="0" w:left="0"/>
+        <w:jc w:val="both"/>
+      </w:pPr>
       <w:r>
         <w:rPr>
-          <w:b/>
-          <w:sz w:val="24"/>
+          <w:rFonts w:ascii="Times New Roman" w:hAnsi="Times New Roman" w:eastAsia="Times New Roman" w:cs="Times New Roman"/>
+          <w:b w:val="0"/>
+          <w:sz w:val="28"/>
         </w:rPr>
         <w:t>Ход работы</w:t>
       </w:r>
     </w:p>
     <w:p>
+      <w:pPr>
+        <w:spacing w:line="360" w:lineRule="auto" w:before="0" w:after="0"/>
+        <w:ind w:firstLine="709"/>
+        <w:jc w:val="both"/>
+      </w:pPr>
       <w:r>
         <w:rPr>
+          <w:rFonts w:ascii="Times New Roman" w:hAnsi="Times New Roman" w:eastAsia="Times New Roman" w:cs="Times New Roman"/>
           <w:b/>
-          <w:sz w:val="24"/>
+          <w:sz w:val="28"/>
         </w:rPr>
         <w:t>Схема базы данных</w:t>
       </w:r>
@@ -99,6 +150,7 @@
       <w:tblPr>
         <w:tblStyle w:val="TableGrid"/>
         <w:tblW w:type="auto" w:w="0"/>
+        <w:tblLayout w:type="autofit"/>
         <w:tblLook w:firstColumn="1" w:firstRow="1" w:lastColumn="0" w:lastRow="0" w:noHBand="0" w:noVBand="1" w:val="04A0"/>
       </w:tblPr>
       <w:tblGrid>
@@ -113,9 +165,16 @@
             <w:tcW w:type="dxa" w:w="2160"/>
           </w:tcPr>
           <w:p>
+            <w:pPr>
+              <w:spacing w:line="360" w:lineRule="auto" w:before="0" w:after="0"/>
+              <w:ind w:firstLine="0"/>
+              <w:jc w:val="center"/>
+            </w:pPr>
             <w:r>
               <w:rPr>
-                <w:sz w:val="18"/>
+                <w:rFonts w:ascii="Times New Roman" w:hAnsi="Times New Roman" w:eastAsia="Times New Roman" w:cs="Times New Roman"/>
+                <w:b/>
+                <w:sz w:val="22"/>
               </w:rPr>
               <w:t>Таблица</w:t>
             </w:r>
@@ -126,9 +185,16 @@
             <w:tcW w:type="dxa" w:w="2160"/>
           </w:tcPr>
           <w:p>
+            <w:pPr>
+              <w:spacing w:line="360" w:lineRule="auto" w:before="0" w:after="0"/>
+              <w:ind w:firstLine="0"/>
+              <w:jc w:val="center"/>
+            </w:pPr>
             <w:r>
               <w:rPr>
-                <w:sz w:val="18"/>
+                <w:rFonts w:ascii="Times New Roman" w:hAnsi="Times New Roman" w:eastAsia="Times New Roman" w:cs="Times New Roman"/>
+                <w:b/>
+                <w:sz w:val="22"/>
               </w:rPr>
               <w:t>Назначение</w:t>
             </w:r>
@@ -139,9 +205,16 @@
             <w:tcW w:type="dxa" w:w="2160"/>
           </w:tcPr>
           <w:p>
+            <w:pPr>
+              <w:spacing w:line="360" w:lineRule="auto" w:before="0" w:after="0"/>
+              <w:ind w:firstLine="0"/>
+              <w:jc w:val="center"/>
+            </w:pPr>
             <w:r>
               <w:rPr>
-                <w:sz w:val="18"/>
+                <w:rFonts w:ascii="Times New Roman" w:hAnsi="Times New Roman" w:eastAsia="Times New Roman" w:cs="Times New Roman"/>
+                <w:b/>
+                <w:sz w:val="22"/>
               </w:rPr>
               <w:t>Ключи и ограничения</w:t>
             </w:r>
@@ -152,9 +225,16 @@
             <w:tcW w:type="dxa" w:w="2160"/>
           </w:tcPr>
           <w:p>
+            <w:pPr>
+              <w:spacing w:line="360" w:lineRule="auto" w:before="0" w:after="0"/>
+              <w:ind w:firstLine="0"/>
+              <w:jc w:val="center"/>
+            </w:pPr>
             <w:r>
               <w:rPr>
-                <w:sz w:val="18"/>
+                <w:rFonts w:ascii="Times New Roman" w:hAnsi="Times New Roman" w:eastAsia="Times New Roman" w:cs="Times New Roman"/>
+                <w:b/>
+                <w:sz w:val="22"/>
               </w:rPr>
               <w:t>Строк</w:t>
             </w:r>
@@ -167,9 +247,16 @@
             <w:tcW w:type="dxa" w:w="2160"/>
           </w:tcPr>
           <w:p>
+            <w:pPr>
+              <w:spacing w:line="360" w:lineRule="auto" w:before="0" w:after="0"/>
+              <w:ind w:firstLine="0"/>
+              <w:jc w:val="both"/>
+            </w:pPr>
             <w:r>
               <w:rPr>
-                <w:sz w:val="18"/>
+                <w:rFonts w:ascii="Times New Roman" w:hAnsi="Times New Roman" w:eastAsia="Times New Roman" w:cs="Times New Roman"/>
+                <w:b w:val="0"/>
+                <w:sz w:val="22"/>
               </w:rPr>
               <w:t>students</w:t>
             </w:r>
@@ -180,9 +267,16 @@
             <w:tcW w:type="dxa" w:w="2160"/>
           </w:tcPr>
           <w:p>
+            <w:pPr>
+              <w:spacing w:line="360" w:lineRule="auto" w:before="0" w:after="0"/>
+              <w:ind w:firstLine="0"/>
+              <w:jc w:val="both"/>
+            </w:pPr>
             <w:r>
               <w:rPr>
-                <w:sz w:val="18"/>
+                <w:rFonts w:ascii="Times New Roman" w:hAnsi="Times New Roman" w:eastAsia="Times New Roman" w:cs="Times New Roman"/>
+                <w:b w:val="0"/>
+                <w:sz w:val="22"/>
               </w:rPr>
               <w:t>Студенты</w:t>
             </w:r>
@@ -193,9 +287,16 @@
             <w:tcW w:type="dxa" w:w="2160"/>
           </w:tcPr>
           <w:p>
+            <w:pPr>
+              <w:spacing w:line="360" w:lineRule="auto" w:before="0" w:after="0"/>
+              <w:ind w:firstLine="0"/>
+              <w:jc w:val="both"/>
+            </w:pPr>
             <w:r>
               <w:rPr>
-                <w:sz w:val="18"/>
+                <w:rFonts w:ascii="Times New Roman" w:hAnsi="Times New Roman" w:eastAsia="Times New Roman" w:cs="Times New Roman"/>
+                <w:b w:val="0"/>
+                <w:sz w:val="22"/>
               </w:rPr>
               <w:t>PK id, UNIQUE email, CHECK status</w:t>
             </w:r>
@@ -206,9 +307,16 @@
             <w:tcW w:type="dxa" w:w="2160"/>
           </w:tcPr>
           <w:p>
+            <w:pPr>
+              <w:spacing w:line="360" w:lineRule="auto" w:before="0" w:after="0"/>
+              <w:ind w:firstLine="0"/>
+              <w:jc w:val="both"/>
+            </w:pPr>
             <w:r>
               <w:rPr>
-                <w:sz w:val="18"/>
+                <w:rFonts w:ascii="Times New Roman" w:hAnsi="Times New Roman" w:eastAsia="Times New Roman" w:cs="Times New Roman"/>
+                <w:b w:val="0"/>
+                <w:sz w:val="22"/>
               </w:rPr>
               <w:t>6</w:t>
             </w:r>
@@ -221,9 +329,16 @@
             <w:tcW w:type="dxa" w:w="2160"/>
           </w:tcPr>
           <w:p>
+            <w:pPr>
+              <w:spacing w:line="360" w:lineRule="auto" w:before="0" w:after="0"/>
+              <w:ind w:firstLine="0"/>
+              <w:jc w:val="both"/>
+            </w:pPr>
             <w:r>
               <w:rPr>
-                <w:sz w:val="18"/>
+                <w:rFonts w:ascii="Times New Roman" w:hAnsi="Times New Roman" w:eastAsia="Times New Roman" w:cs="Times New Roman"/>
+                <w:b w:val="0"/>
+                <w:sz w:val="22"/>
               </w:rPr>
               <w:t>courses</w:t>
             </w:r>
@@ -234,9 +349,16 @@
             <w:tcW w:type="dxa" w:w="2160"/>
           </w:tcPr>
           <w:p>
+            <w:pPr>
+              <w:spacing w:line="360" w:lineRule="auto" w:before="0" w:after="0"/>
+              <w:ind w:firstLine="0"/>
+              <w:jc w:val="both"/>
+            </w:pPr>
             <w:r>
               <w:rPr>
-                <w:sz w:val="18"/>
+                <w:rFonts w:ascii="Times New Roman" w:hAnsi="Times New Roman" w:eastAsia="Times New Roman" w:cs="Times New Roman"/>
+                <w:b w:val="0"/>
+                <w:sz w:val="22"/>
               </w:rPr>
               <w:t>Курсы</w:t>
             </w:r>
@@ -247,9 +369,16 @@
             <w:tcW w:type="dxa" w:w="2160"/>
           </w:tcPr>
           <w:p>
+            <w:pPr>
+              <w:spacing w:line="360" w:lineRule="auto" w:before="0" w:after="0"/>
+              <w:ind w:firstLine="0"/>
+              <w:jc w:val="both"/>
+            </w:pPr>
             <w:r>
               <w:rPr>
-                <w:sz w:val="18"/>
+                <w:rFonts w:ascii="Times New Roman" w:hAnsi="Times New Roman" w:eastAsia="Times New Roman" w:cs="Times New Roman"/>
+                <w:b w:val="0"/>
+                <w:sz w:val="22"/>
               </w:rPr>
               <w:t>PK id, UNIQUE code, CHECK hours</w:t>
             </w:r>
@@ -260,9 +389,16 @@
             <w:tcW w:type="dxa" w:w="2160"/>
           </w:tcPr>
           <w:p>
+            <w:pPr>
+              <w:spacing w:line="360" w:lineRule="auto" w:before="0" w:after="0"/>
+              <w:ind w:firstLine="0"/>
+              <w:jc w:val="both"/>
+            </w:pPr>
             <w:r>
               <w:rPr>
-                <w:sz w:val="18"/>
+                <w:rFonts w:ascii="Times New Roman" w:hAnsi="Times New Roman" w:eastAsia="Times New Roman" w:cs="Times New Roman"/>
+                <w:b w:val="0"/>
+                <w:sz w:val="22"/>
               </w:rPr>
               <w:t>4</w:t>
             </w:r>
@@ -275,9 +411,16 @@
             <w:tcW w:type="dxa" w:w="2160"/>
           </w:tcPr>
           <w:p>
+            <w:pPr>
+              <w:spacing w:line="360" w:lineRule="auto" w:before="0" w:after="0"/>
+              <w:ind w:firstLine="0"/>
+              <w:jc w:val="both"/>
+            </w:pPr>
             <w:r>
               <w:rPr>
-                <w:sz w:val="18"/>
+                <w:rFonts w:ascii="Times New Roman" w:hAnsi="Times New Roman" w:eastAsia="Times New Roman" w:cs="Times New Roman"/>
+                <w:b w:val="0"/>
+                <w:sz w:val="22"/>
               </w:rPr>
               <w:t>enrollments</w:t>
             </w:r>
@@ -288,9 +431,16 @@
             <w:tcW w:type="dxa" w:w="2160"/>
           </w:tcPr>
           <w:p>
+            <w:pPr>
+              <w:spacing w:line="360" w:lineRule="auto" w:before="0" w:after="0"/>
+              <w:ind w:firstLine="0"/>
+              <w:jc w:val="both"/>
+            </w:pPr>
             <w:r>
               <w:rPr>
-                <w:sz w:val="18"/>
+                <w:rFonts w:ascii="Times New Roman" w:hAnsi="Times New Roman" w:eastAsia="Times New Roman" w:cs="Times New Roman"/>
+                <w:b w:val="0"/>
+                <w:sz w:val="22"/>
               </w:rPr>
               <w:t>Записи на курсы</w:t>
             </w:r>
@@ -301,9 +451,16 @@
             <w:tcW w:type="dxa" w:w="2160"/>
           </w:tcPr>
           <w:p>
+            <w:pPr>
+              <w:spacing w:line="360" w:lineRule="auto" w:before="0" w:after="0"/>
+              <w:ind w:firstLine="0"/>
+              <w:jc w:val="both"/>
+            </w:pPr>
             <w:r>
               <w:rPr>
-                <w:sz w:val="18"/>
+                <w:rFonts w:ascii="Times New Roman" w:hAnsi="Times New Roman" w:eastAsia="Times New Roman" w:cs="Times New Roman"/>
+                <w:b w:val="0"/>
+                <w:sz w:val="22"/>
               </w:rPr>
               <w:t>PK id, FK student, FK course, UNIQUE пара</w:t>
             </w:r>
@@ -314,9 +471,16 @@
             <w:tcW w:type="dxa" w:w="2160"/>
           </w:tcPr>
           <w:p>
+            <w:pPr>
+              <w:spacing w:line="360" w:lineRule="auto" w:before="0" w:after="0"/>
+              <w:ind w:firstLine="0"/>
+              <w:jc w:val="both"/>
+            </w:pPr>
             <w:r>
               <w:rPr>
-                <w:sz w:val="18"/>
+                <w:rFonts w:ascii="Times New Roman" w:hAnsi="Times New Roman" w:eastAsia="Times New Roman" w:cs="Times New Roman"/>
+                <w:b w:val="0"/>
+                <w:sz w:val="22"/>
               </w:rPr>
               <w:t>8</w:t>
             </w:r>
@@ -329,9 +493,16 @@
             <w:tcW w:type="dxa" w:w="2160"/>
           </w:tcPr>
           <w:p>
+            <w:pPr>
+              <w:spacing w:line="360" w:lineRule="auto" w:before="0" w:after="0"/>
+              <w:ind w:firstLine="0"/>
+              <w:jc w:val="both"/>
+            </w:pPr>
             <w:r>
               <w:rPr>
-                <w:sz w:val="18"/>
+                <w:rFonts w:ascii="Times New Roman" w:hAnsi="Times New Roman" w:eastAsia="Times New Roman" w:cs="Times New Roman"/>
+                <w:b w:val="0"/>
+                <w:sz w:val="22"/>
               </w:rPr>
               <w:t>grades</w:t>
             </w:r>
@@ -342,9 +513,16 @@
             <w:tcW w:type="dxa" w:w="2160"/>
           </w:tcPr>
           <w:p>
+            <w:pPr>
+              <w:spacing w:line="360" w:lineRule="auto" w:before="0" w:after="0"/>
+              <w:ind w:firstLine="0"/>
+              <w:jc w:val="both"/>
+            </w:pPr>
             <w:r>
               <w:rPr>
-                <w:sz w:val="18"/>
+                <w:rFonts w:ascii="Times New Roman" w:hAnsi="Times New Roman" w:eastAsia="Times New Roman" w:cs="Times New Roman"/>
+                <w:b w:val="0"/>
+                <w:sz w:val="22"/>
               </w:rPr>
               <w:t>Оценки</w:t>
             </w:r>
@@ -355,9 +533,16 @@
             <w:tcW w:type="dxa" w:w="2160"/>
           </w:tcPr>
           <w:p>
+            <w:pPr>
+              <w:spacing w:line="360" w:lineRule="auto" w:before="0" w:after="0"/>
+              <w:ind w:firstLine="0"/>
+              <w:jc w:val="both"/>
+            </w:pPr>
             <w:r>
               <w:rPr>
-                <w:sz w:val="18"/>
+                <w:rFonts w:ascii="Times New Roman" w:hAnsi="Times New Roman" w:eastAsia="Times New Roman" w:cs="Times New Roman"/>
+                <w:b w:val="0"/>
+                <w:sz w:val="22"/>
               </w:rPr>
               <w:t>PK id, FK enrollment, UNIQUE enrollment, CHECK score</w:t>
             </w:r>
@@ -368,9 +553,16 @@
             <w:tcW w:type="dxa" w:w="2160"/>
           </w:tcPr>
           <w:p>
+            <w:pPr>
+              <w:spacing w:line="360" w:lineRule="auto" w:before="0" w:after="0"/>
+              <w:ind w:firstLine="0"/>
+              <w:jc w:val="both"/>
+            </w:pPr>
             <w:r>
               <w:rPr>
-                <w:sz w:val="18"/>
+                <w:rFonts w:ascii="Times New Roman" w:hAnsi="Times New Roman" w:eastAsia="Times New Roman" w:cs="Times New Roman"/>
+                <w:b w:val="0"/>
+                <w:sz w:val="22"/>
               </w:rPr>
               <w:t>7</w:t>
             </w:r>
@@ -380,78 +572,123 @@
     </w:tbl>
     <w:p/>
     <w:p>
+      <w:pPr>
+        <w:spacing w:line="360" w:lineRule="auto" w:before="0" w:after="0"/>
+        <w:ind w:firstLine="709"/>
+        <w:jc w:val="both"/>
+      </w:pPr>
       <w:r>
         <w:rPr>
+          <w:rFonts w:ascii="Times New Roman" w:hAnsi="Times New Roman" w:eastAsia="Times New Roman" w:cs="Times New Roman"/>
           <w:b/>
-          <w:sz w:val="24"/>
+          <w:sz w:val="28"/>
         </w:rPr>
         <w:t>ER-модель в третьей нормальной форме</w:t>
       </w:r>
     </w:p>
     <w:p>
       <w:pPr>
+        <w:spacing w:line="360" w:lineRule="auto" w:before="0" w:after="0"/>
+        <w:ind w:firstLine="0"/>
         <w:jc w:val="center"/>
       </w:pPr>
       <w:r>
         <w:rPr>
+          <w:rFonts w:ascii="Times New Roman" w:hAnsi="Times New Roman" w:eastAsia="Times New Roman" w:cs="Times New Roman"/>
           <w:i/>
-          <w:sz w:val="22"/>
+          <w:sz w:val="28"/>
         </w:rPr>
         <w:t>[ Вставьте схему из draw.io: students, courses, enrollments, grades ]</w:t>
       </w:r>
     </w:p>
     <w:p/>
     <w:p>
+      <w:pPr>
+        <w:spacing w:line="360" w:lineRule="auto" w:before="0" w:after="0"/>
+        <w:ind w:firstLine="709"/>
+        <w:jc w:val="both"/>
+      </w:pPr>
       <w:r>
         <w:rPr>
+          <w:rFonts w:ascii="Times New Roman" w:hAnsi="Times New Roman" w:eastAsia="Times New Roman" w:cs="Times New Roman"/>
           <w:b w:val="0"/>
-          <w:sz w:val="24"/>
+          <w:sz w:val="28"/>
         </w:rPr>
         <w:t>Объясните, почему оценка хранится в отдельной таблице grades, а не в enrollments:</w:t>
       </w:r>
     </w:p>
     <w:p>
+      <w:pPr>
+        <w:spacing w:line="360" w:lineRule="auto" w:before="0" w:after="0"/>
+        <w:ind w:firstLine="709"/>
+        <w:jc w:val="both"/>
+      </w:pPr>
       <w:r>
         <w:rPr>
+          <w:rFonts w:ascii="Times New Roman" w:hAnsi="Times New Roman" w:eastAsia="Times New Roman" w:cs="Times New Roman"/>
           <w:b w:val="0"/>
-          <w:sz w:val="24"/>
+          <w:sz w:val="28"/>
         </w:rPr>
         <w:t>________________________________________________________________________</w:t>
       </w:r>
     </w:p>
     <w:p>
+      <w:pPr>
+        <w:spacing w:line="360" w:lineRule="auto" w:before="0" w:after="0"/>
+        <w:ind w:firstLine="709"/>
+        <w:jc w:val="both"/>
+      </w:pPr>
       <w:r>
         <w:rPr>
+          <w:rFonts w:ascii="Times New Roman" w:hAnsi="Times New Roman" w:eastAsia="Times New Roman" w:cs="Times New Roman"/>
           <w:b w:val="0"/>
-          <w:sz w:val="24"/>
+          <w:sz w:val="28"/>
         </w:rPr>
         <w:t>________________________________________________________________________</w:t>
       </w:r>
     </w:p>
     <w:p>
+      <w:pPr>
+        <w:spacing w:line="360" w:lineRule="auto" w:before="0" w:after="0"/>
+        <w:ind w:firstLine="709"/>
+        <w:jc w:val="both"/>
+      </w:pPr>
       <w:r>
         <w:rPr>
+          <w:rFonts w:ascii="Times New Roman" w:hAnsi="Times New Roman" w:eastAsia="Times New Roman" w:cs="Times New Roman"/>
           <w:b w:val="0"/>
-          <w:sz w:val="24"/>
+          <w:sz w:val="28"/>
         </w:rPr>
         <w:t>________________________________________________________________________</w:t>
       </w:r>
     </w:p>
     <w:p>
+      <w:pPr>
+        <w:spacing w:line="360" w:lineRule="auto" w:before="0" w:after="0"/>
+        <w:ind w:firstLine="709"/>
+        <w:jc w:val="both"/>
+      </w:pPr>
       <w:r>
         <w:rPr>
+          <w:rFonts w:ascii="Times New Roman" w:hAnsi="Times New Roman" w:eastAsia="Times New Roman" w:cs="Times New Roman"/>
           <w:b w:val="0"/>
-          <w:sz w:val="24"/>
+          <w:sz w:val="28"/>
         </w:rPr>
         <w:t>________________________________________________________________________</w:t>
       </w:r>
     </w:p>
     <w:p/>
     <w:p>
+      <w:pPr>
+        <w:spacing w:line="360" w:lineRule="auto" w:before="0" w:after="0"/>
+        <w:ind w:firstLine="709"/>
+        <w:jc w:val="both"/>
+      </w:pPr>
       <w:r>
         <w:rPr>
+          <w:rFonts w:ascii="Times New Roman" w:hAnsi="Times New Roman" w:eastAsia="Times New Roman" w:cs="Times New Roman"/>
           <w:b/>
-          <w:sz w:val="24"/>
+          <w:sz w:val="28"/>
         </w:rPr>
         <w:t>Проверка ограничений</w:t>
       </w:r>
@@ -460,6 +697,7 @@
       <w:tblPr>
         <w:tblStyle w:val="TableGrid"/>
         <w:tblW w:type="auto" w:w="0"/>
+        <w:tblLayout w:type="autofit"/>
         <w:tblLook w:firstColumn="1" w:firstRow="1" w:lastColumn="0" w:lastRow="0" w:noHBand="0" w:noVBand="1" w:val="04A0"/>
       </w:tblPr>
       <w:tblGrid>
@@ -475,9 +713,16 @@
             <w:tcW w:type="dxa" w:w="1728"/>
           </w:tcPr>
           <w:p>
+            <w:pPr>
+              <w:spacing w:line="360" w:lineRule="auto" w:before="0" w:after="0"/>
+              <w:ind w:firstLine="0"/>
+              <w:jc w:val="center"/>
+            </w:pPr>
             <w:r>
               <w:rPr>
-                <w:sz w:val="16"/>
+                <w:rFonts w:ascii="Times New Roman" w:hAnsi="Times New Roman" w:eastAsia="Times New Roman" w:cs="Times New Roman"/>
+                <w:b/>
+                <w:sz w:val="22"/>
               </w:rPr>
               <w:t>Проверка</w:t>
             </w:r>
@@ -488,9 +733,16 @@
             <w:tcW w:type="dxa" w:w="1728"/>
           </w:tcPr>
           <w:p>
+            <w:pPr>
+              <w:spacing w:line="360" w:lineRule="auto" w:before="0" w:after="0"/>
+              <w:ind w:firstLine="0"/>
+              <w:jc w:val="center"/>
+            </w:pPr>
             <w:r>
               <w:rPr>
-                <w:sz w:val="16"/>
+                <w:rFonts w:ascii="Times New Roman" w:hAnsi="Times New Roman" w:eastAsia="Times New Roman" w:cs="Times New Roman"/>
+                <w:b/>
+                <w:sz w:val="22"/>
               </w:rPr>
               <w:t>Действие</w:t>
             </w:r>
@@ -501,9 +753,16 @@
             <w:tcW w:type="dxa" w:w="1728"/>
           </w:tcPr>
           <w:p>
+            <w:pPr>
+              <w:spacing w:line="360" w:lineRule="auto" w:before="0" w:after="0"/>
+              <w:ind w:firstLine="0"/>
+              <w:jc w:val="center"/>
+            </w:pPr>
             <w:r>
               <w:rPr>
-                <w:sz w:val="16"/>
+                <w:rFonts w:ascii="Times New Roman" w:hAnsi="Times New Roman" w:eastAsia="Times New Roman" w:cs="Times New Roman"/>
+                <w:b/>
+                <w:sz w:val="22"/>
               </w:rPr>
               <w:t>Ожидаемый результат</w:t>
             </w:r>
@@ -514,9 +773,16 @@
             <w:tcW w:type="dxa" w:w="1728"/>
           </w:tcPr>
           <w:p>
+            <w:pPr>
+              <w:spacing w:line="360" w:lineRule="auto" w:before="0" w:after="0"/>
+              <w:ind w:firstLine="0"/>
+              <w:jc w:val="center"/>
+            </w:pPr>
             <w:r>
               <w:rPr>
-                <w:sz w:val="16"/>
+                <w:rFonts w:ascii="Times New Roman" w:hAnsi="Times New Roman" w:eastAsia="Times New Roman" w:cs="Times New Roman"/>
+                <w:b/>
+                <w:sz w:val="22"/>
               </w:rPr>
               <w:t>Факт</w:t>
             </w:r>
@@ -527,9 +793,16 @@
             <w:tcW w:type="dxa" w:w="1728"/>
           </w:tcPr>
           <w:p>
+            <w:pPr>
+              <w:spacing w:line="360" w:lineRule="auto" w:before="0" w:after="0"/>
+              <w:ind w:firstLine="0"/>
+              <w:jc w:val="center"/>
+            </w:pPr>
             <w:r>
               <w:rPr>
-                <w:sz w:val="16"/>
+                <w:rFonts w:ascii="Times New Roman" w:hAnsi="Times New Roman" w:eastAsia="Times New Roman" w:cs="Times New Roman"/>
+                <w:b/>
+                <w:sz w:val="22"/>
               </w:rPr>
               <w:t>Вывод</w:t>
             </w:r>
@@ -542,9 +815,16 @@
             <w:tcW w:type="dxa" w:w="1728"/>
           </w:tcPr>
           <w:p>
+            <w:pPr>
+              <w:spacing w:line="360" w:lineRule="auto" w:before="0" w:after="0"/>
+              <w:ind w:firstLine="0"/>
+              <w:jc w:val="both"/>
+            </w:pPr>
             <w:r>
               <w:rPr>
-                <w:sz w:val="16"/>
+                <w:rFonts w:ascii="Times New Roman" w:hAnsi="Times New Roman" w:eastAsia="Times New Roman" w:cs="Times New Roman"/>
+                <w:b w:val="0"/>
+                <w:sz w:val="22"/>
               </w:rPr>
               <w:t>Оценка 101</w:t>
             </w:r>
@@ -555,9 +835,16 @@
             <w:tcW w:type="dxa" w:w="1728"/>
           </w:tcPr>
           <w:p>
+            <w:pPr>
+              <w:spacing w:line="360" w:lineRule="auto" w:before="0" w:after="0"/>
+              <w:ind w:firstLine="0"/>
+              <w:jc w:val="both"/>
+            </w:pPr>
             <w:r>
               <w:rPr>
-                <w:sz w:val="16"/>
+                <w:rFonts w:ascii="Times New Roman" w:hAnsi="Times New Roman" w:eastAsia="Times New Roman" w:cs="Times New Roman"/>
+                <w:b w:val="0"/>
+                <w:sz w:val="22"/>
               </w:rPr>
               <w:t>INSERT grade score = 101</w:t>
             </w:r>
@@ -568,9 +855,16 @@
             <w:tcW w:type="dxa" w:w="1728"/>
           </w:tcPr>
           <w:p>
+            <w:pPr>
+              <w:spacing w:line="360" w:lineRule="auto" w:before="0" w:after="0"/>
+              <w:ind w:firstLine="0"/>
+              <w:jc w:val="both"/>
+            </w:pPr>
             <w:r>
               <w:rPr>
-                <w:sz w:val="16"/>
+                <w:rFonts w:ascii="Times New Roman" w:hAnsi="Times New Roman" w:eastAsia="Times New Roman" w:cs="Times New Roman"/>
+                <w:b w:val="0"/>
+                <w:sz w:val="22"/>
               </w:rPr>
               <w:t>CHECK отклоняет строку</w:t>
             </w:r>
@@ -580,13 +874,25 @@
           <w:tcPr>
             <w:tcW w:type="dxa" w:w="1728"/>
           </w:tcPr>
-          <w:p/>
+          <w:p>
+            <w:pPr>
+              <w:spacing w:line="360" w:lineRule="auto" w:before="0" w:after="0"/>
+              <w:ind w:firstLine="0"/>
+              <w:jc w:val="both"/>
+            </w:pPr>
+          </w:p>
         </w:tc>
         <w:tc>
           <w:tcPr>
             <w:tcW w:type="dxa" w:w="1728"/>
           </w:tcPr>
-          <w:p/>
+          <w:p>
+            <w:pPr>
+              <w:spacing w:line="360" w:lineRule="auto" w:before="0" w:after="0"/>
+              <w:ind w:firstLine="0"/>
+              <w:jc w:val="both"/>
+            </w:pPr>
+          </w:p>
         </w:tc>
       </w:tr>
       <w:tr>
@@ -595,9 +901,16 @@
             <w:tcW w:type="dxa" w:w="1728"/>
           </w:tcPr>
           <w:p>
+            <w:pPr>
+              <w:spacing w:line="360" w:lineRule="auto" w:before="0" w:after="0"/>
+              <w:ind w:firstLine="0"/>
+              <w:jc w:val="both"/>
+            </w:pPr>
             <w:r>
               <w:rPr>
-                <w:sz w:val="16"/>
+                <w:rFonts w:ascii="Times New Roman" w:hAnsi="Times New Roman" w:eastAsia="Times New Roman" w:cs="Times New Roman"/>
+                <w:b w:val="0"/>
+                <w:sz w:val="22"/>
               </w:rPr>
               <w:t>Повтор email</w:t>
             </w:r>
@@ -608,9 +921,16 @@
             <w:tcW w:type="dxa" w:w="1728"/>
           </w:tcPr>
           <w:p>
+            <w:pPr>
+              <w:spacing w:line="360" w:lineRule="auto" w:before="0" w:after="0"/>
+              <w:ind w:firstLine="0"/>
+              <w:jc w:val="both"/>
+            </w:pPr>
             <w:r>
               <w:rPr>
-                <w:sz w:val="16"/>
+                <w:rFonts w:ascii="Times New Roman" w:hAnsi="Times New Roman" w:eastAsia="Times New Roman" w:cs="Times New Roman"/>
+                <w:b w:val="0"/>
+                <w:sz w:val="22"/>
               </w:rPr>
               <w:t>INSERT student с тем же email</w:t>
             </w:r>
@@ -621,9 +941,16 @@
             <w:tcW w:type="dxa" w:w="1728"/>
           </w:tcPr>
           <w:p>
+            <w:pPr>
+              <w:spacing w:line="360" w:lineRule="auto" w:before="0" w:after="0"/>
+              <w:ind w:firstLine="0"/>
+              <w:jc w:val="both"/>
+            </w:pPr>
             <w:r>
               <w:rPr>
-                <w:sz w:val="16"/>
+                <w:rFonts w:ascii="Times New Roman" w:hAnsi="Times New Roman" w:eastAsia="Times New Roman" w:cs="Times New Roman"/>
+                <w:b w:val="0"/>
+                <w:sz w:val="22"/>
               </w:rPr>
               <w:t>UNIQUE отклоняет строку</w:t>
             </w:r>
@@ -633,13 +960,25 @@
           <w:tcPr>
             <w:tcW w:type="dxa" w:w="1728"/>
           </w:tcPr>
-          <w:p/>
+          <w:p>
+            <w:pPr>
+              <w:spacing w:line="360" w:lineRule="auto" w:before="0" w:after="0"/>
+              <w:ind w:firstLine="0"/>
+              <w:jc w:val="both"/>
+            </w:pPr>
+          </w:p>
         </w:tc>
         <w:tc>
           <w:tcPr>
             <w:tcW w:type="dxa" w:w="1728"/>
           </w:tcPr>
-          <w:p/>
+          <w:p>
+            <w:pPr>
+              <w:spacing w:line="360" w:lineRule="auto" w:before="0" w:after="0"/>
+              <w:ind w:firstLine="0"/>
+              <w:jc w:val="both"/>
+            </w:pPr>
+          </w:p>
         </w:tc>
       </w:tr>
       <w:tr>
@@ -648,9 +987,16 @@
             <w:tcW w:type="dxa" w:w="1728"/>
           </w:tcPr>
           <w:p>
+            <w:pPr>
+              <w:spacing w:line="360" w:lineRule="auto" w:before="0" w:after="0"/>
+              <w:ind w:firstLine="0"/>
+              <w:jc w:val="both"/>
+            </w:pPr>
             <w:r>
               <w:rPr>
-                <w:sz w:val="16"/>
+                <w:rFonts w:ascii="Times New Roman" w:hAnsi="Times New Roman" w:eastAsia="Times New Roman" w:cs="Times New Roman"/>
+                <w:b w:val="0"/>
+                <w:sz w:val="22"/>
               </w:rPr>
               <w:t>Удаление курса</w:t>
             </w:r>
@@ -661,9 +1007,16 @@
             <w:tcW w:type="dxa" w:w="1728"/>
           </w:tcPr>
           <w:p>
+            <w:pPr>
+              <w:spacing w:line="360" w:lineRule="auto" w:before="0" w:after="0"/>
+              <w:ind w:firstLine="0"/>
+              <w:jc w:val="both"/>
+            </w:pPr>
             <w:r>
               <w:rPr>
-                <w:sz w:val="16"/>
+                <w:rFonts w:ascii="Times New Roman" w:hAnsi="Times New Roman" w:eastAsia="Times New Roman" w:cs="Times New Roman"/>
+                <w:b w:val="0"/>
+                <w:sz w:val="22"/>
               </w:rPr>
               <w:t>DELETE course с записями</w:t>
             </w:r>
@@ -674,9 +1027,16 @@
             <w:tcW w:type="dxa" w:w="1728"/>
           </w:tcPr>
           <w:p>
+            <w:pPr>
+              <w:spacing w:line="360" w:lineRule="auto" w:before="0" w:after="0"/>
+              <w:ind w:firstLine="0"/>
+              <w:jc w:val="both"/>
+            </w:pPr>
             <w:r>
               <w:rPr>
-                <w:sz w:val="16"/>
+                <w:rFonts w:ascii="Times New Roman" w:hAnsi="Times New Roman" w:eastAsia="Times New Roman" w:cs="Times New Roman"/>
+                <w:b w:val="0"/>
+                <w:sz w:val="22"/>
               </w:rPr>
               <w:t>RESTRICT отклоняет удаление</w:t>
             </w:r>
@@ -686,13 +1046,25 @@
           <w:tcPr>
             <w:tcW w:type="dxa" w:w="1728"/>
           </w:tcPr>
-          <w:p/>
+          <w:p>
+            <w:pPr>
+              <w:spacing w:line="360" w:lineRule="auto" w:before="0" w:after="0"/>
+              <w:ind w:firstLine="0"/>
+              <w:jc w:val="both"/>
+            </w:pPr>
+          </w:p>
         </w:tc>
         <w:tc>
           <w:tcPr>
             <w:tcW w:type="dxa" w:w="1728"/>
           </w:tcPr>
-          <w:p/>
+          <w:p>
+            <w:pPr>
+              <w:spacing w:line="360" w:lineRule="auto" w:before="0" w:after="0"/>
+              <w:ind w:firstLine="0"/>
+              <w:jc w:val="both"/>
+            </w:pPr>
+          </w:p>
         </w:tc>
       </w:tr>
       <w:tr>
@@ -701,9 +1073,16 @@
             <w:tcW w:type="dxa" w:w="1728"/>
           </w:tcPr>
           <w:p>
+            <w:pPr>
+              <w:spacing w:line="360" w:lineRule="auto" w:before="0" w:after="0"/>
+              <w:ind w:firstLine="0"/>
+              <w:jc w:val="both"/>
+            </w:pPr>
             <w:r>
               <w:rPr>
-                <w:sz w:val="16"/>
+                <w:rFonts w:ascii="Times New Roman" w:hAnsi="Times New Roman" w:eastAsia="Times New Roman" w:cs="Times New Roman"/>
+                <w:b w:val="0"/>
+                <w:sz w:val="22"/>
               </w:rPr>
               <w:t>Удаление студента</w:t>
             </w:r>
@@ -714,9 +1093,16 @@
             <w:tcW w:type="dxa" w:w="1728"/>
           </w:tcPr>
           <w:p>
+            <w:pPr>
+              <w:spacing w:line="360" w:lineRule="auto" w:before="0" w:after="0"/>
+              <w:ind w:firstLine="0"/>
+              <w:jc w:val="both"/>
+            </w:pPr>
             <w:r>
               <w:rPr>
-                <w:sz w:val="16"/>
+                <w:rFonts w:ascii="Times New Roman" w:hAnsi="Times New Roman" w:eastAsia="Times New Roman" w:cs="Times New Roman"/>
+                <w:b w:val="0"/>
+                <w:sz w:val="22"/>
               </w:rPr>
               <w:t>DELETE student с оценками</w:t>
             </w:r>
@@ -727,9 +1113,16 @@
             <w:tcW w:type="dxa" w:w="1728"/>
           </w:tcPr>
           <w:p>
+            <w:pPr>
+              <w:spacing w:line="360" w:lineRule="auto" w:before="0" w:after="0"/>
+              <w:ind w:firstLine="0"/>
+              <w:jc w:val="both"/>
+            </w:pPr>
             <w:r>
               <w:rPr>
-                <w:sz w:val="16"/>
+                <w:rFonts w:ascii="Times New Roman" w:hAnsi="Times New Roman" w:eastAsia="Times New Roman" w:cs="Times New Roman"/>
+                <w:b w:val="0"/>
+                <w:sz w:val="22"/>
               </w:rPr>
               <w:t>CASCADE удаляет записи и оценки</w:t>
             </w:r>
@@ -739,13 +1132,25 @@
           <w:tcPr>
             <w:tcW w:type="dxa" w:w="1728"/>
           </w:tcPr>
-          <w:p/>
+          <w:p>
+            <w:pPr>
+              <w:spacing w:line="360" w:lineRule="auto" w:before="0" w:after="0"/>
+              <w:ind w:firstLine="0"/>
+              <w:jc w:val="both"/>
+            </w:pPr>
+          </w:p>
         </w:tc>
         <w:tc>
           <w:tcPr>
             <w:tcW w:type="dxa" w:w="1728"/>
           </w:tcPr>
-          <w:p/>
+          <w:p>
+            <w:pPr>
+              <w:spacing w:line="360" w:lineRule="auto" w:before="0" w:after="0"/>
+              <w:ind w:firstLine="0"/>
+              <w:jc w:val="both"/>
+            </w:pPr>
+          </w:p>
         </w:tc>
       </w:tr>
       <w:tr>
@@ -754,9 +1159,16 @@
             <w:tcW w:type="dxa" w:w="1728"/>
           </w:tcPr>
           <w:p>
+            <w:pPr>
+              <w:spacing w:line="360" w:lineRule="auto" w:before="0" w:after="0"/>
+              <w:ind w:firstLine="0"/>
+              <w:jc w:val="both"/>
+            </w:pPr>
             <w:r>
               <w:rPr>
-                <w:sz w:val="16"/>
+                <w:rFonts w:ascii="Times New Roman" w:hAnsi="Times New Roman" w:eastAsia="Times New Roman" w:cs="Times New Roman"/>
+                <w:b w:val="0"/>
+                <w:sz w:val="22"/>
               </w:rPr>
               <w:t>Повтор записи</w:t>
             </w:r>
@@ -767,9 +1179,16 @@
             <w:tcW w:type="dxa" w:w="1728"/>
           </w:tcPr>
           <w:p>
+            <w:pPr>
+              <w:spacing w:line="360" w:lineRule="auto" w:before="0" w:after="0"/>
+              <w:ind w:firstLine="0"/>
+              <w:jc w:val="both"/>
+            </w:pPr>
             <w:r>
               <w:rPr>
-                <w:sz w:val="16"/>
+                <w:rFonts w:ascii="Times New Roman" w:hAnsi="Times New Roman" w:eastAsia="Times New Roman" w:cs="Times New Roman"/>
+                <w:b w:val="0"/>
+                <w:sz w:val="22"/>
               </w:rPr>
               <w:t>Повторная запись на тот же курс</w:t>
             </w:r>
@@ -780,9 +1199,16 @@
             <w:tcW w:type="dxa" w:w="1728"/>
           </w:tcPr>
           <w:p>
+            <w:pPr>
+              <w:spacing w:line="360" w:lineRule="auto" w:before="0" w:after="0"/>
+              <w:ind w:firstLine="0"/>
+              <w:jc w:val="both"/>
+            </w:pPr>
             <w:r>
               <w:rPr>
-                <w:sz w:val="16"/>
+                <w:rFonts w:ascii="Times New Roman" w:hAnsi="Times New Roman" w:eastAsia="Times New Roman" w:cs="Times New Roman"/>
+                <w:b w:val="0"/>
+                <w:sz w:val="22"/>
               </w:rPr>
               <w:t>UNIQUE отклоняет строку</w:t>
             </w:r>
@@ -792,22 +1218,40 @@
           <w:tcPr>
             <w:tcW w:type="dxa" w:w="1728"/>
           </w:tcPr>
-          <w:p/>
+          <w:p>
+            <w:pPr>
+              <w:spacing w:line="360" w:lineRule="auto" w:before="0" w:after="0"/>
+              <w:ind w:firstLine="0"/>
+              <w:jc w:val="both"/>
+            </w:pPr>
+          </w:p>
         </w:tc>
         <w:tc>
           <w:tcPr>
             <w:tcW w:type="dxa" w:w="1728"/>
           </w:tcPr>
-          <w:p/>
+          <w:p>
+            <w:pPr>
+              <w:spacing w:line="360" w:lineRule="auto" w:before="0" w:after="0"/>
+              <w:ind w:firstLine="0"/>
+              <w:jc w:val="both"/>
+            </w:pPr>
+          </w:p>
         </w:tc>
       </w:tr>
     </w:tbl>
     <w:p/>
     <w:p>
+      <w:pPr>
+        <w:spacing w:line="360" w:lineRule="auto" w:before="0" w:after="0"/>
+        <w:ind w:firstLine="709"/>
+        <w:jc w:val="both"/>
+      </w:pPr>
       <w:r>
         <w:rPr>
+          <w:rFonts w:ascii="Times New Roman" w:hAnsi="Times New Roman" w:eastAsia="Times New Roman" w:cs="Times New Roman"/>
           <w:b/>
-          <w:sz w:val="24"/>
+          <w:sz w:val="28"/>
         </w:rPr>
         <w:t>Результаты SQL-запросов</w:t>
       </w:r>
@@ -816,6 +1260,7 @@
       <w:tblPr>
         <w:tblStyle w:val="TableGrid"/>
         <w:tblW w:type="auto" w:w="0"/>
+        <w:tblLayout w:type="autofit"/>
         <w:tblLook w:firstColumn="1" w:firstRow="1" w:lastColumn="0" w:lastRow="0" w:noHBand="0" w:noVBand="1" w:val="04A0"/>
       </w:tblPr>
       <w:tblGrid>
@@ -830,9 +1275,16 @@
             <w:tcW w:type="dxa" w:w="2160"/>
           </w:tcPr>
           <w:p>
+            <w:pPr>
+              <w:spacing w:line="360" w:lineRule="auto" w:before="0" w:after="0"/>
+              <w:ind w:firstLine="0"/>
+              <w:jc w:val="center"/>
+            </w:pPr>
             <w:r>
               <w:rPr>
-                <w:sz w:val="18"/>
+                <w:rFonts w:ascii="Times New Roman" w:hAnsi="Times New Roman" w:eastAsia="Times New Roman" w:cs="Times New Roman"/>
+                <w:b/>
+                <w:sz w:val="22"/>
               </w:rPr>
               <w:t>Запрос</w:t>
             </w:r>
@@ -843,9 +1295,16 @@
             <w:tcW w:type="dxa" w:w="2160"/>
           </w:tcPr>
           <w:p>
+            <w:pPr>
+              <w:spacing w:line="360" w:lineRule="auto" w:before="0" w:after="0"/>
+              <w:ind w:firstLine="0"/>
+              <w:jc w:val="center"/>
+            </w:pPr>
             <w:r>
               <w:rPr>
-                <w:sz w:val="18"/>
+                <w:rFonts w:ascii="Times New Roman" w:hAnsi="Times New Roman" w:eastAsia="Times New Roman" w:cs="Times New Roman"/>
+                <w:b/>
+                <w:sz w:val="22"/>
               </w:rPr>
               <w:t>Что проверяет</w:t>
             </w:r>
@@ -856,9 +1315,16 @@
             <w:tcW w:type="dxa" w:w="2160"/>
           </w:tcPr>
           <w:p>
+            <w:pPr>
+              <w:spacing w:line="360" w:lineRule="auto" w:before="0" w:after="0"/>
+              <w:ind w:firstLine="0"/>
+              <w:jc w:val="center"/>
+            </w:pPr>
             <w:r>
               <w:rPr>
-                <w:sz w:val="18"/>
+                <w:rFonts w:ascii="Times New Roman" w:hAnsi="Times New Roman" w:eastAsia="Times New Roman" w:cs="Times New Roman"/>
+                <w:b/>
+                <w:sz w:val="22"/>
               </w:rPr>
               <w:t>Результат</w:t>
             </w:r>
@@ -869,9 +1335,16 @@
             <w:tcW w:type="dxa" w:w="2160"/>
           </w:tcPr>
           <w:p>
+            <w:pPr>
+              <w:spacing w:line="360" w:lineRule="auto" w:before="0" w:after="0"/>
+              <w:ind w:firstLine="0"/>
+              <w:jc w:val="center"/>
+            </w:pPr>
             <w:r>
               <w:rPr>
-                <w:sz w:val="18"/>
+                <w:rFonts w:ascii="Times New Roman" w:hAnsi="Times New Roman" w:eastAsia="Times New Roman" w:cs="Times New Roman"/>
+                <w:b/>
+                <w:sz w:val="22"/>
               </w:rPr>
               <w:t>Скриншот</w:t>
             </w:r>
@@ -884,9 +1357,16 @@
             <w:tcW w:type="dxa" w:w="2160"/>
           </w:tcPr>
           <w:p>
+            <w:pPr>
+              <w:spacing w:line="360" w:lineRule="auto" w:before="0" w:after="0"/>
+              <w:ind w:firstLine="0"/>
+              <w:jc w:val="both"/>
+            </w:pPr>
             <w:r>
               <w:rPr>
-                <w:sz w:val="18"/>
+                <w:rFonts w:ascii="Times New Roman" w:hAnsi="Times New Roman" w:eastAsia="Times New Roman" w:cs="Times New Roman"/>
+                <w:b w:val="0"/>
+                <w:sz w:val="22"/>
               </w:rPr>
               <w:t>Запрос 1</w:t>
             </w:r>
@@ -897,9 +1377,16 @@
             <w:tcW w:type="dxa" w:w="2160"/>
           </w:tcPr>
           <w:p>
+            <w:pPr>
+              <w:spacing w:line="360" w:lineRule="auto" w:before="0" w:after="0"/>
+              <w:ind w:firstLine="0"/>
+              <w:jc w:val="both"/>
+            </w:pPr>
             <w:r>
               <w:rPr>
-                <w:sz w:val="18"/>
+                <w:rFonts w:ascii="Times New Roman" w:hAnsi="Times New Roman" w:eastAsia="Times New Roman" w:cs="Times New Roman"/>
+                <w:b w:val="0"/>
+                <w:sz w:val="22"/>
               </w:rPr>
               <w:t>Число курсов у каждого студента</w:t>
             </w:r>
@@ -909,13 +1396,25 @@
           <w:tcPr>
             <w:tcW w:type="dxa" w:w="2160"/>
           </w:tcPr>
-          <w:p/>
+          <w:p>
+            <w:pPr>
+              <w:spacing w:line="360" w:lineRule="auto" w:before="0" w:after="0"/>
+              <w:ind w:firstLine="0"/>
+              <w:jc w:val="both"/>
+            </w:pPr>
+          </w:p>
         </w:tc>
         <w:tc>
           <w:tcPr>
             <w:tcW w:type="dxa" w:w="2160"/>
           </w:tcPr>
-          <w:p/>
+          <w:p>
+            <w:pPr>
+              <w:spacing w:line="360" w:lineRule="auto" w:before="0" w:after="0"/>
+              <w:ind w:firstLine="0"/>
+              <w:jc w:val="both"/>
+            </w:pPr>
+          </w:p>
         </w:tc>
       </w:tr>
       <w:tr>
@@ -924,9 +1423,16 @@
             <w:tcW w:type="dxa" w:w="2160"/>
           </w:tcPr>
           <w:p>
+            <w:pPr>
+              <w:spacing w:line="360" w:lineRule="auto" w:before="0" w:after="0"/>
+              <w:ind w:firstLine="0"/>
+              <w:jc w:val="both"/>
+            </w:pPr>
             <w:r>
               <w:rPr>
-                <w:sz w:val="18"/>
+                <w:rFonts w:ascii="Times New Roman" w:hAnsi="Times New Roman" w:eastAsia="Times New Roman" w:cs="Times New Roman"/>
+                <w:b w:val="0"/>
+                <w:sz w:val="22"/>
               </w:rPr>
               <w:t>Запрос 2</w:t>
             </w:r>
@@ -937,9 +1443,16 @@
             <w:tcW w:type="dxa" w:w="2160"/>
           </w:tcPr>
           <w:p>
+            <w:pPr>
+              <w:spacing w:line="360" w:lineRule="auto" w:before="0" w:after="0"/>
+              <w:ind w:firstLine="0"/>
+              <w:jc w:val="both"/>
+            </w:pPr>
             <w:r>
               <w:rPr>
-                <w:sz w:val="18"/>
+                <w:rFonts w:ascii="Times New Roman" w:hAnsi="Times New Roman" w:eastAsia="Times New Roman" w:cs="Times New Roman"/>
+                <w:b w:val="0"/>
+                <w:sz w:val="22"/>
               </w:rPr>
               <w:t>Средний балл по каждому курсу</w:t>
             </w:r>
@@ -949,13 +1462,25 @@
           <w:tcPr>
             <w:tcW w:type="dxa" w:w="2160"/>
           </w:tcPr>
-          <w:p/>
+          <w:p>
+            <w:pPr>
+              <w:spacing w:line="360" w:lineRule="auto" w:before="0" w:after="0"/>
+              <w:ind w:firstLine="0"/>
+              <w:jc w:val="both"/>
+            </w:pPr>
+          </w:p>
         </w:tc>
         <w:tc>
           <w:tcPr>
             <w:tcW w:type="dxa" w:w="2160"/>
           </w:tcPr>
-          <w:p/>
+          <w:p>
+            <w:pPr>
+              <w:spacing w:line="360" w:lineRule="auto" w:before="0" w:after="0"/>
+              <w:ind w:firstLine="0"/>
+              <w:jc w:val="both"/>
+            </w:pPr>
+          </w:p>
         </w:tc>
       </w:tr>
       <w:tr>
@@ -964,9 +1489,16 @@
             <w:tcW w:type="dxa" w:w="2160"/>
           </w:tcPr>
           <w:p>
+            <w:pPr>
+              <w:spacing w:line="360" w:lineRule="auto" w:before="0" w:after="0"/>
+              <w:ind w:firstLine="0"/>
+              <w:jc w:val="both"/>
+            </w:pPr>
             <w:r>
               <w:rPr>
-                <w:sz w:val="18"/>
+                <w:rFonts w:ascii="Times New Roman" w:hAnsi="Times New Roman" w:eastAsia="Times New Roman" w:cs="Times New Roman"/>
+                <w:b w:val="0"/>
+                <w:sz w:val="22"/>
               </w:rPr>
               <w:t>Запрос 3</w:t>
             </w:r>
@@ -977,9 +1509,16 @@
             <w:tcW w:type="dxa" w:w="2160"/>
           </w:tcPr>
           <w:p>
+            <w:pPr>
+              <w:spacing w:line="360" w:lineRule="auto" w:before="0" w:after="0"/>
+              <w:ind w:firstLine="0"/>
+              <w:jc w:val="both"/>
+            </w:pPr>
             <w:r>
               <w:rPr>
-                <w:sz w:val="18"/>
+                <w:rFonts w:ascii="Times New Roman" w:hAnsi="Times New Roman" w:eastAsia="Times New Roman" w:cs="Times New Roman"/>
+                <w:b w:val="0"/>
+                <w:sz w:val="22"/>
               </w:rPr>
               <w:t>Студенты без записей на курсы</w:t>
             </w:r>
@@ -989,13 +1528,25 @@
           <w:tcPr>
             <w:tcW w:type="dxa" w:w="2160"/>
           </w:tcPr>
-          <w:p/>
+          <w:p>
+            <w:pPr>
+              <w:spacing w:line="360" w:lineRule="auto" w:before="0" w:after="0"/>
+              <w:ind w:firstLine="0"/>
+              <w:jc w:val="both"/>
+            </w:pPr>
+          </w:p>
         </w:tc>
         <w:tc>
           <w:tcPr>
             <w:tcW w:type="dxa" w:w="2160"/>
           </w:tcPr>
-          <w:p/>
+          <w:p>
+            <w:pPr>
+              <w:spacing w:line="360" w:lineRule="auto" w:before="0" w:after="0"/>
+              <w:ind w:firstLine="0"/>
+              <w:jc w:val="both"/>
+            </w:pPr>
+          </w:p>
         </w:tc>
       </w:tr>
       <w:tr>
@@ -1004,9 +1555,16 @@
             <w:tcW w:type="dxa" w:w="2160"/>
           </w:tcPr>
           <w:p>
+            <w:pPr>
+              <w:spacing w:line="360" w:lineRule="auto" w:before="0" w:after="0"/>
+              <w:ind w:firstLine="0"/>
+              <w:jc w:val="both"/>
+            </w:pPr>
             <w:r>
               <w:rPr>
-                <w:sz w:val="18"/>
+                <w:rFonts w:ascii="Times New Roman" w:hAnsi="Times New Roman" w:eastAsia="Times New Roman" w:cs="Times New Roman"/>
+                <w:b w:val="0"/>
+                <w:sz w:val="22"/>
               </w:rPr>
               <w:t>Запрос 4</w:t>
             </w:r>
@@ -1017,9 +1575,16 @@
             <w:tcW w:type="dxa" w:w="2160"/>
           </w:tcPr>
           <w:p>
+            <w:pPr>
+              <w:spacing w:line="360" w:lineRule="auto" w:before="0" w:after="0"/>
+              <w:ind w:firstLine="0"/>
+              <w:jc w:val="both"/>
+            </w:pPr>
             <w:r>
               <w:rPr>
-                <w:sz w:val="18"/>
+                <w:rFonts w:ascii="Times New Roman" w:hAnsi="Times New Roman" w:eastAsia="Times New Roman" w:cs="Times New Roman"/>
+                <w:b w:val="0"/>
+                <w:sz w:val="22"/>
               </w:rPr>
               <w:t>Три лучших студента по среднему баллу</w:t>
             </w:r>
@@ -1029,13 +1594,25 @@
           <w:tcPr>
             <w:tcW w:type="dxa" w:w="2160"/>
           </w:tcPr>
-          <w:p/>
+          <w:p>
+            <w:pPr>
+              <w:spacing w:line="360" w:lineRule="auto" w:before="0" w:after="0"/>
+              <w:ind w:firstLine="0"/>
+              <w:jc w:val="both"/>
+            </w:pPr>
+          </w:p>
         </w:tc>
         <w:tc>
           <w:tcPr>
             <w:tcW w:type="dxa" w:w="2160"/>
           </w:tcPr>
-          <w:p/>
+          <w:p>
+            <w:pPr>
+              <w:spacing w:line="360" w:lineRule="auto" w:before="0" w:after="0"/>
+              <w:ind w:firstLine="0"/>
+              <w:jc w:val="both"/>
+            </w:pPr>
+          </w:p>
         </w:tc>
       </w:tr>
       <w:tr>
@@ -1044,9 +1621,16 @@
             <w:tcW w:type="dxa" w:w="2160"/>
           </w:tcPr>
           <w:p>
+            <w:pPr>
+              <w:spacing w:line="360" w:lineRule="auto" w:before="0" w:after="0"/>
+              <w:ind w:firstLine="0"/>
+              <w:jc w:val="both"/>
+            </w:pPr>
             <w:r>
               <w:rPr>
-                <w:sz w:val="18"/>
+                <w:rFonts w:ascii="Times New Roman" w:hAnsi="Times New Roman" w:eastAsia="Times New Roman" w:cs="Times New Roman"/>
+                <w:b w:val="0"/>
+                <w:sz w:val="22"/>
               </w:rPr>
               <w:t>Запрос 5</w:t>
             </w:r>
@@ -1057,9 +1641,16 @@
             <w:tcW w:type="dxa" w:w="2160"/>
           </w:tcPr>
           <w:p>
+            <w:pPr>
+              <w:spacing w:line="360" w:lineRule="auto" w:before="0" w:after="0"/>
+              <w:ind w:firstLine="0"/>
+              <w:jc w:val="both"/>
+            </w:pPr>
             <w:r>
               <w:rPr>
-                <w:sz w:val="18"/>
+                <w:rFonts w:ascii="Times New Roman" w:hAnsi="Times New Roman" w:eastAsia="Times New Roman" w:cs="Times New Roman"/>
+                <w:b w:val="0"/>
+                <w:sz w:val="22"/>
               </w:rPr>
               <w:t>Курсы без выставленных оценок</w:t>
             </w:r>
@@ -1069,22 +1660,40 @@
           <w:tcPr>
             <w:tcW w:type="dxa" w:w="2160"/>
           </w:tcPr>
-          <w:p/>
+          <w:p>
+            <w:pPr>
+              <w:spacing w:line="360" w:lineRule="auto" w:before="0" w:after="0"/>
+              <w:ind w:firstLine="0"/>
+              <w:jc w:val="both"/>
+            </w:pPr>
+          </w:p>
         </w:tc>
         <w:tc>
           <w:tcPr>
             <w:tcW w:type="dxa" w:w="2160"/>
           </w:tcPr>
-          <w:p/>
+          <w:p>
+            <w:pPr>
+              <w:spacing w:line="360" w:lineRule="auto" w:before="0" w:after="0"/>
+              <w:ind w:firstLine="0"/>
+              <w:jc w:val="both"/>
+            </w:pPr>
+          </w:p>
         </w:tc>
       </w:tr>
     </w:tbl>
     <w:p/>
     <w:p>
+      <w:pPr>
+        <w:spacing w:line="360" w:lineRule="auto" w:before="0" w:after="0"/>
+        <w:ind w:firstLine="709"/>
+        <w:jc w:val="both"/>
+      </w:pPr>
       <w:r>
         <w:rPr>
+          <w:rFonts w:ascii="Times New Roman" w:hAnsi="Times New Roman" w:eastAsia="Times New Roman" w:cs="Times New Roman"/>
           <w:b/>
-          <w:sz w:val="24"/>
+          <w:sz w:val="28"/>
         </w:rPr>
         <w:t>Импорт JSON</w:t>
       </w:r>
@@ -1093,6 +1702,7 @@
       <w:tblPr>
         <w:tblStyle w:val="TableGrid"/>
         <w:tblW w:type="auto" w:w="0"/>
+        <w:tblLayout w:type="autofit"/>
         <w:tblLook w:firstColumn="1" w:firstRow="1" w:lastColumn="0" w:lastRow="0" w:noHBand="0" w:noVBand="1" w:val="04A0"/>
       </w:tblPr>
       <w:tblGrid>
@@ -1105,9 +1715,16 @@
             <w:tcW w:type="dxa" w:w="4320"/>
           </w:tcPr>
           <w:p>
+            <w:pPr>
+              <w:spacing w:line="360" w:lineRule="auto" w:before="0" w:after="0"/>
+              <w:ind w:firstLine="0"/>
+              <w:jc w:val="center"/>
+            </w:pPr>
             <w:r>
               <w:rPr>
-                <w:sz w:val="18"/>
+                <w:rFonts w:ascii="Times New Roman" w:hAnsi="Times New Roman" w:eastAsia="Times New Roman" w:cs="Times New Roman"/>
+                <w:b/>
+                <w:sz w:val="22"/>
               </w:rPr>
               <w:t>Показатель</w:t>
             </w:r>
@@ -1118,9 +1735,16 @@
             <w:tcW w:type="dxa" w:w="4320"/>
           </w:tcPr>
           <w:p>
+            <w:pPr>
+              <w:spacing w:line="360" w:lineRule="auto" w:before="0" w:after="0"/>
+              <w:ind w:firstLine="0"/>
+              <w:jc w:val="center"/>
+            </w:pPr>
             <w:r>
               <w:rPr>
-                <w:sz w:val="18"/>
+                <w:rFonts w:ascii="Times New Roman" w:hAnsi="Times New Roman" w:eastAsia="Times New Roman" w:cs="Times New Roman"/>
+                <w:b/>
+                <w:sz w:val="22"/>
               </w:rPr>
               <w:t>Значение</w:t>
             </w:r>
@@ -1133,9 +1757,16 @@
             <w:tcW w:type="dxa" w:w="4320"/>
           </w:tcPr>
           <w:p>
+            <w:pPr>
+              <w:spacing w:line="360" w:lineRule="auto" w:before="0" w:after="0"/>
+              <w:ind w:firstLine="0"/>
+              <w:jc w:val="both"/>
+            </w:pPr>
             <w:r>
               <w:rPr>
-                <w:sz w:val="18"/>
+                <w:rFonts w:ascii="Times New Roman" w:hAnsi="Times New Roman" w:eastAsia="Times New Roman" w:cs="Times New Roman"/>
+                <w:b w:val="0"/>
+                <w:sz w:val="22"/>
               </w:rPr>
               <w:t>Файл</w:t>
             </w:r>
@@ -1145,7 +1776,13 @@
           <w:tcPr>
             <w:tcW w:type="dxa" w:w="4320"/>
           </w:tcPr>
-          <w:p/>
+          <w:p>
+            <w:pPr>
+              <w:spacing w:line="360" w:lineRule="auto" w:before="0" w:after="0"/>
+              <w:ind w:firstLine="0"/>
+              <w:jc w:val="both"/>
+            </w:pPr>
+          </w:p>
         </w:tc>
       </w:tr>
       <w:tr>
@@ -1154,9 +1791,16 @@
             <w:tcW w:type="dxa" w:w="4320"/>
           </w:tcPr>
           <w:p>
+            <w:pPr>
+              <w:spacing w:line="360" w:lineRule="auto" w:before="0" w:after="0"/>
+              <w:ind w:firstLine="0"/>
+              <w:jc w:val="both"/>
+            </w:pPr>
             <w:r>
               <w:rPr>
-                <w:sz w:val="18"/>
+                <w:rFonts w:ascii="Times New Roman" w:hAnsi="Times New Roman" w:eastAsia="Times New Roman" w:cs="Times New Roman"/>
+                <w:b w:val="0"/>
+                <w:sz w:val="22"/>
               </w:rPr>
               <w:t>Строк в файле</w:t>
             </w:r>
@@ -1166,7 +1810,13 @@
           <w:tcPr>
             <w:tcW w:type="dxa" w:w="4320"/>
           </w:tcPr>
-          <w:p/>
+          <w:p>
+            <w:pPr>
+              <w:spacing w:line="360" w:lineRule="auto" w:before="0" w:after="0"/>
+              <w:ind w:firstLine="0"/>
+              <w:jc w:val="both"/>
+            </w:pPr>
+          </w:p>
         </w:tc>
       </w:tr>
       <w:tr>
@@ -1175,9 +1825,16 @@
             <w:tcW w:type="dxa" w:w="4320"/>
           </w:tcPr>
           <w:p>
+            <w:pPr>
+              <w:spacing w:line="360" w:lineRule="auto" w:before="0" w:after="0"/>
+              <w:ind w:firstLine="0"/>
+              <w:jc w:val="both"/>
+            </w:pPr>
             <w:r>
               <w:rPr>
-                <w:sz w:val="18"/>
+                <w:rFonts w:ascii="Times New Roman" w:hAnsi="Times New Roman" w:eastAsia="Times New Roman" w:cs="Times New Roman"/>
+                <w:b w:val="0"/>
+                <w:sz w:val="22"/>
               </w:rPr>
               <w:t>Импортировано</w:t>
             </w:r>
@@ -1187,7 +1844,13 @@
           <w:tcPr>
             <w:tcW w:type="dxa" w:w="4320"/>
           </w:tcPr>
-          <w:p/>
+          <w:p>
+            <w:pPr>
+              <w:spacing w:line="360" w:lineRule="auto" w:before="0" w:after="0"/>
+              <w:ind w:firstLine="0"/>
+              <w:jc w:val="both"/>
+            </w:pPr>
+          </w:p>
         </w:tc>
       </w:tr>
       <w:tr>
@@ -1196,9 +1859,16 @@
             <w:tcW w:type="dxa" w:w="4320"/>
           </w:tcPr>
           <w:p>
+            <w:pPr>
+              <w:spacing w:line="360" w:lineRule="auto" w:before="0" w:after="0"/>
+              <w:ind w:firstLine="0"/>
+              <w:jc w:val="both"/>
+            </w:pPr>
             <w:r>
               <w:rPr>
-                <w:sz w:val="18"/>
+                <w:rFonts w:ascii="Times New Roman" w:hAnsi="Times New Roman" w:eastAsia="Times New Roman" w:cs="Times New Roman"/>
+                <w:b w:val="0"/>
+                <w:sz w:val="22"/>
               </w:rPr>
               <w:t>Отклонено</w:t>
             </w:r>
@@ -1208,7 +1878,13 @@
           <w:tcPr>
             <w:tcW w:type="dxa" w:w="4320"/>
           </w:tcPr>
-          <w:p/>
+          <w:p>
+            <w:pPr>
+              <w:spacing w:line="360" w:lineRule="auto" w:before="0" w:after="0"/>
+              <w:ind w:firstLine="0"/>
+              <w:jc w:val="both"/>
+            </w:pPr>
+          </w:p>
         </w:tc>
       </w:tr>
       <w:tr>
@@ -1217,9 +1893,16 @@
             <w:tcW w:type="dxa" w:w="4320"/>
           </w:tcPr>
           <w:p>
+            <w:pPr>
+              <w:spacing w:line="360" w:lineRule="auto" w:before="0" w:after="0"/>
+              <w:ind w:firstLine="0"/>
+              <w:jc w:val="both"/>
+            </w:pPr>
             <w:r>
               <w:rPr>
-                <w:sz w:val="18"/>
+                <w:rFonts w:ascii="Times New Roman" w:hAnsi="Times New Roman" w:eastAsia="Times New Roman" w:cs="Times New Roman"/>
+                <w:b w:val="0"/>
+                <w:sz w:val="22"/>
               </w:rPr>
               <w:t>Итоговая проверка</w:t>
             </w:r>
@@ -1229,28 +1912,43 @@
           <w:tcPr>
             <w:tcW w:type="dxa" w:w="4320"/>
           </w:tcPr>
-          <w:p/>
+          <w:p>
+            <w:pPr>
+              <w:spacing w:line="360" w:lineRule="auto" w:before="0" w:after="0"/>
+              <w:ind w:firstLine="0"/>
+              <w:jc w:val="both"/>
+            </w:pPr>
+          </w:p>
         </w:tc>
       </w:tr>
     </w:tbl>
     <w:p/>
     <w:p>
+      <w:pPr>
+        <w:spacing w:line="360" w:lineRule="auto" w:before="0" w:after="0"/>
+        <w:ind w:firstLine="709"/>
+        <w:jc w:val="both"/>
+      </w:pPr>
       <w:r>
         <w:rPr>
+          <w:rFonts w:ascii="Times New Roman" w:hAnsi="Times New Roman" w:eastAsia="Times New Roman" w:cs="Times New Roman"/>
           <w:b/>
-          <w:sz w:val="24"/>
+          <w:sz w:val="28"/>
         </w:rPr>
         <w:t>Скриншоты выполнения работы</w:t>
       </w:r>
     </w:p>
     <w:p>
       <w:pPr>
+        <w:spacing w:line="360" w:lineRule="auto" w:before="0" w:after="0"/>
+        <w:ind w:firstLine="0"/>
         <w:jc w:val="center"/>
       </w:pPr>
       <w:r>
         <w:rPr>
+          <w:rFonts w:ascii="Times New Roman" w:hAnsi="Times New Roman" w:eastAsia="Times New Roman" w:cs="Times New Roman"/>
           <w:i/>
-          <w:sz w:val="22"/>
+          <w:sz w:val="28"/>
         </w:rPr>
         <w:t>[ Место для скриншота: Схема SQLite и список таблиц ]</w:t>
       </w:r>
@@ -1258,12 +1956,15 @@
     <w:p/>
     <w:p>
       <w:pPr>
+        <w:spacing w:line="360" w:lineRule="auto" w:before="0" w:after="0"/>
+        <w:ind w:firstLine="0"/>
         <w:jc w:val="center"/>
       </w:pPr>
       <w:r>
         <w:rPr>
+          <w:rFonts w:ascii="Times New Roman" w:hAnsi="Times New Roman" w:eastAsia="Times New Roman" w:cs="Times New Roman"/>
           <w:i/>
-          <w:sz w:val="22"/>
+          <w:sz w:val="28"/>
         </w:rPr>
         <w:t>[ Место для скриншота: Ошибка CHECK при score = 101 ]</w:t>
       </w:r>
@@ -1271,12 +1972,15 @@
     <w:p/>
     <w:p>
       <w:pPr>
+        <w:spacing w:line="360" w:lineRule="auto" w:before="0" w:after="0"/>
+        <w:ind w:firstLine="0"/>
         <w:jc w:val="center"/>
       </w:pPr>
       <w:r>
         <w:rPr>
+          <w:rFonts w:ascii="Times New Roman" w:hAnsi="Times New Roman" w:eastAsia="Times New Roman" w:cs="Times New Roman"/>
           <w:i/>
-          <w:sz w:val="22"/>
+          <w:sz w:val="28"/>
         </w:rPr>
         <w:t>[ Место для скриншота: Импорт JSON и сообщение об успехе ]</w:t>
       </w:r>
@@ -1284,93 +1988,147 @@
     <w:p/>
     <w:p>
       <w:pPr>
+        <w:spacing w:line="360" w:lineRule="auto" w:before="0" w:after="0"/>
+        <w:ind w:firstLine="0"/>
         <w:jc w:val="center"/>
       </w:pPr>
       <w:r>
         <w:rPr>
+          <w:rFonts w:ascii="Times New Roman" w:hAnsi="Times New Roman" w:eastAsia="Times New Roman" w:cs="Times New Roman"/>
           <w:i/>
-          <w:sz w:val="22"/>
+          <w:sz w:val="28"/>
         </w:rPr>
         <w:t>[ Место для скриншота: Результат запроса 2 со средним баллом ]</w:t>
       </w:r>
     </w:p>
     <w:p/>
     <w:p>
+      <w:pPr>
+        <w:pStyle w:val="Heading1"/>
+        <w:keepNext/>
+        <w:keepLines/>
+        <w:spacing w:line="240" w:lineRule="auto" w:before="240" w:after="0"/>
+        <w:ind w:firstLine="0" w:left="0"/>
+        <w:jc w:val="both"/>
+      </w:pPr>
       <w:r>
         <w:rPr>
-          <w:b/>
-          <w:sz w:val="24"/>
+          <w:rFonts w:ascii="Times New Roman" w:hAnsi="Times New Roman" w:eastAsia="Times New Roman" w:cs="Times New Roman"/>
+          <w:b w:val="0"/>
+          <w:sz w:val="28"/>
         </w:rPr>
         <w:t>Вывод</w:t>
       </w:r>
     </w:p>
     <w:p>
+      <w:pPr>
+        <w:spacing w:line="360" w:lineRule="auto" w:before="0" w:after="0"/>
+        <w:ind w:firstLine="709"/>
+        <w:jc w:val="both"/>
+      </w:pPr>
       <w:r>
         <w:rPr>
+          <w:rFonts w:ascii="Times New Roman" w:hAnsi="Times New Roman" w:eastAsia="Times New Roman" w:cs="Times New Roman"/>
           <w:b w:val="0"/>
-          <w:sz w:val="24"/>
+          <w:sz w:val="28"/>
         </w:rPr>
         <w:t>Какое ограничение оказалось самым важным? Что изменилось бы, если бы внешние ключи были выключены? Где в экзаменационном задании пригодится этот скрипт?</w:t>
       </w:r>
     </w:p>
     <w:p>
+      <w:pPr>
+        <w:spacing w:line="360" w:lineRule="auto" w:before="0" w:after="0"/>
+        <w:ind w:firstLine="709"/>
+        <w:jc w:val="both"/>
+      </w:pPr>
       <w:r>
         <w:rPr>
+          <w:rFonts w:ascii="Times New Roman" w:hAnsi="Times New Roman" w:eastAsia="Times New Roman" w:cs="Times New Roman"/>
           <w:b w:val="0"/>
-          <w:sz w:val="24"/>
+          <w:sz w:val="28"/>
         </w:rPr>
         <w:t>________________________________________________________________________</w:t>
       </w:r>
     </w:p>
     <w:p>
+      <w:pPr>
+        <w:spacing w:line="360" w:lineRule="auto" w:before="0" w:after="0"/>
+        <w:ind w:firstLine="709"/>
+        <w:jc w:val="both"/>
+      </w:pPr>
       <w:r>
         <w:rPr>
+          <w:rFonts w:ascii="Times New Roman" w:hAnsi="Times New Roman" w:eastAsia="Times New Roman" w:cs="Times New Roman"/>
           <w:b w:val="0"/>
-          <w:sz w:val="24"/>
+          <w:sz w:val="28"/>
         </w:rPr>
         <w:t>________________________________________________________________________</w:t>
       </w:r>
     </w:p>
     <w:p>
+      <w:pPr>
+        <w:spacing w:line="360" w:lineRule="auto" w:before="0" w:after="0"/>
+        <w:ind w:firstLine="709"/>
+        <w:jc w:val="both"/>
+      </w:pPr>
       <w:r>
         <w:rPr>
+          <w:rFonts w:ascii="Times New Roman" w:hAnsi="Times New Roman" w:eastAsia="Times New Roman" w:cs="Times New Roman"/>
           <w:b w:val="0"/>
-          <w:sz w:val="24"/>
+          <w:sz w:val="28"/>
         </w:rPr>
         <w:t>________________________________________________________________________</w:t>
       </w:r>
     </w:p>
     <w:p>
+      <w:pPr>
+        <w:spacing w:line="360" w:lineRule="auto" w:before="0" w:after="0"/>
+        <w:ind w:firstLine="709"/>
+        <w:jc w:val="both"/>
+      </w:pPr>
       <w:r>
         <w:rPr>
+          <w:rFonts w:ascii="Times New Roman" w:hAnsi="Times New Roman" w:eastAsia="Times New Roman" w:cs="Times New Roman"/>
           <w:b w:val="0"/>
-          <w:sz w:val="24"/>
+          <w:sz w:val="28"/>
         </w:rPr>
         <w:t>________________________________________________________________________</w:t>
       </w:r>
     </w:p>
     <w:p>
+      <w:pPr>
+        <w:spacing w:line="360" w:lineRule="auto" w:before="0" w:after="0"/>
+        <w:ind w:firstLine="709"/>
+        <w:jc w:val="both"/>
+      </w:pPr>
       <w:r>
         <w:rPr>
+          <w:rFonts w:ascii="Times New Roman" w:hAnsi="Times New Roman" w:eastAsia="Times New Roman" w:cs="Times New Roman"/>
           <w:b w:val="0"/>
-          <w:sz w:val="24"/>
+          <w:sz w:val="28"/>
         </w:rPr>
         <w:t>________________________________________________________________________</w:t>
       </w:r>
     </w:p>
     <w:p>
+      <w:pPr>
+        <w:spacing w:line="360" w:lineRule="auto" w:before="0" w:after="0"/>
+        <w:ind w:firstLine="709"/>
+        <w:jc w:val="both"/>
+      </w:pPr>
       <w:r>
         <w:rPr>
+          <w:rFonts w:ascii="Times New Roman" w:hAnsi="Times New Roman" w:eastAsia="Times New Roman" w:cs="Times New Roman"/>
           <w:b w:val="0"/>
-          <w:sz w:val="24"/>
+          <w:sz w:val="28"/>
         </w:rPr>
         <w:t>________________________________________________________________________</w:t>
       </w:r>
     </w:p>
     <w:p/>
     <w:sectPr>
-      <w:pgSz w:w="12240" w:h="15840"/>
-      <w:pgMar w:top="1440" w:right="1800" w:bottom="1440" w:left="1800" w:header="720" w:footer="720" w:gutter="0"/>
+      <w:pgSz w:w="11906" w:h="16838"/>
+      <w:pgMar w:top="1134" w:right="850" w:bottom="1134" w:left="1701" w:header="720" w:footer="720" w:gutter="0"/>
       <w:cols w:space="720"/>
       <w:docGrid w:linePitch="360"/>
     </w:sectPr>
@@ -1741,9 +2499,14 @@
     <w:name w:val="Normal"/>
     <w:qFormat/>
     <w:rsid w:val="00FC693F"/>
+    <w:pPr>
+      <w:spacing w:line="360" w:lineRule="auto" w:before="0" w:after="0"/>
+      <w:ind w:firstLine="709"/>
+      <w:jc w:val="both"/>
+    </w:pPr>
     <w:rPr>
-      <w:rFonts w:ascii="Times New Roman" w:hAnsi="Times New Roman"/>
-      <w:sz w:val="24"/>
+      <w:rFonts w:ascii="Times New Roman" w:hAnsi="Times New Roman" w:eastAsia="Times New Roman" w:cs="Times New Roman"/>
+      <w:sz w:val="28"/>
     </w:rPr>
   </w:style>
   <w:style w:type="paragraph" w:styleId="Header">
@@ -1801,12 +2564,14 @@
     <w:pPr>
       <w:keepNext/>
       <w:keepLines/>
-      <w:spacing w:before="480" w:after="0"/>
+      <w:spacing w:before="240" w:after="0" w:line="240" w:lineRule="auto"/>
+      <w:ind w:firstLine="0" w:left="0"/>
+      <w:jc w:val="both"/>
       <w:outlineLvl w:val="0"/>
     </w:pPr>
     <w:rPr>
-      <w:rFonts w:asciiTheme="majorHAnsi" w:eastAsiaTheme="majorEastAsia" w:hAnsiTheme="majorHAnsi" w:cstheme="majorBidi"/>
-      <w:b/>
+      <w:rFonts w:asciiTheme="majorHAnsi" w:eastAsiaTheme="majorEastAsia" w:hAnsiTheme="majorHAnsi" w:cstheme="majorBidi" w:ascii="Times New Roman" w:hAnsi="Times New Roman" w:eastAsia="Times New Roman" w:cs="Times New Roman"/>
+      <w:b w:val="0"/>
       <w:bCs/>
       <w:color w:val="365F91" w:themeColor="accent1" w:themeShade="BF"/>
       <w:sz w:val="28"/>
@@ -1825,15 +2590,17 @@
     <w:pPr>
       <w:keepNext/>
       <w:keepLines/>
-      <w:spacing w:before="200" w:after="0"/>
+      <w:spacing w:before="40" w:after="0" w:line="240" w:lineRule="auto"/>
+      <w:ind w:firstLine="0" w:left="0"/>
+      <w:jc w:val="left"/>
       <w:outlineLvl w:val="1"/>
     </w:pPr>
     <w:rPr>
-      <w:rFonts w:asciiTheme="majorHAnsi" w:eastAsiaTheme="majorEastAsia" w:hAnsiTheme="majorHAnsi" w:cstheme="majorBidi"/>
+      <w:rFonts w:asciiTheme="majorHAnsi" w:eastAsiaTheme="majorEastAsia" w:hAnsiTheme="majorHAnsi" w:cstheme="majorBidi" w:ascii="Times New Roman" w:hAnsi="Times New Roman" w:eastAsia="Times New Roman" w:cs="Times New Roman"/>
       <w:b/>
       <w:bCs/>
       <w:color w:val="4F81BD" w:themeColor="accent1"/>
-      <w:sz w:val="26"/>
+      <w:sz w:val="28"/>
       <w:szCs w:val="26"/>
     </w:rPr>
   </w:style>
@@ -2163,9 +2930,14 @@
     <w:qFormat/>
     <w:rsid w:val="00FC693F"/>
     <w:pPr>
-      <w:ind w:left="720"/>
+      <w:spacing w:line="360" w:lineRule="auto" w:before="0" w:after="0"/>
+      <w:ind w:left="709" w:firstLine="0"/>
       <w:contextualSpacing/>
     </w:pPr>
+    <w:rPr>
+      <w:rFonts w:ascii="Times New Roman" w:hAnsi="Times New Roman" w:eastAsia="Times New Roman" w:cs="Times New Roman"/>
+      <w:sz w:val="28"/>
+    </w:rPr>
   </w:style>
   <w:style w:type="paragraph" w:styleId="BodyText">
     <w:name w:val="Body Text"/>

--- a/docs/4/uifis/reports/UIFIS_practice-7_report-template.docx
+++ b/docs/4/uifis/reports/UIFIS_practice-7_report-template.docx
@@ -12,6 +12,7 @@
         <w:rPr>
           <w:rFonts w:ascii="Times New Roman" w:hAnsi="Times New Roman" w:eastAsia="Times New Roman" w:cs="Times New Roman"/>
           <w:b/>
+          <w:color w:val="000000"/>
           <w:sz w:val="28"/>
         </w:rPr>
         <w:t>Устройство и функционирование информационной системы (МДК.06.03)</w:t>
@@ -27,6 +28,7 @@
         <w:rPr>
           <w:rFonts w:ascii="Times New Roman" w:hAnsi="Times New Roman" w:eastAsia="Times New Roman" w:cs="Times New Roman"/>
           <w:b/>
+          <w:color w:val="000000"/>
           <w:sz w:val="28"/>
         </w:rPr>
         <w:t>Отчёт по практической работе 7</w:t>
@@ -42,6 +44,7 @@
         <w:rPr>
           <w:rFonts w:ascii="Times New Roman" w:hAnsi="Times New Roman" w:eastAsia="Times New Roman" w:cs="Times New Roman"/>
           <w:b w:val="0"/>
+          <w:color w:val="000000"/>
           <w:sz w:val="28"/>
         </w:rPr>
         <w:t>Тема: Создание базы данных информационной системы</w:t>
@@ -58,6 +61,7 @@
         <w:rPr>
           <w:rFonts w:ascii="Times New Roman" w:hAnsi="Times New Roman" w:eastAsia="Times New Roman" w:cs="Times New Roman"/>
           <w:b w:val="0"/>
+          <w:color w:val="000000"/>
           <w:sz w:val="28"/>
         </w:rPr>
         <w:t>ФИО студента: ______________________________________</w:t>
@@ -73,6 +77,7 @@
         <w:rPr>
           <w:rFonts w:ascii="Times New Roman" w:hAnsi="Times New Roman" w:eastAsia="Times New Roman" w:cs="Times New Roman"/>
           <w:b w:val="0"/>
+          <w:color w:val="000000"/>
           <w:sz w:val="28"/>
         </w:rPr>
         <w:t>Группа: ______________________  Дата: _______________</w:t>
@@ -84,14 +89,16 @@
         <w:pStyle w:val="Heading1"/>
         <w:keepNext/>
         <w:keepLines/>
+        <w:pageBreakBefore/>
         <w:spacing w:line="240" w:lineRule="auto" w:before="240" w:after="0"/>
-        <w:ind w:firstLine="0" w:left="0"/>
+        <w:ind w:left="0" w:firstLine="0"/>
         <w:jc w:val="both"/>
       </w:pPr>
       <w:r>
         <w:rPr>
           <w:rFonts w:ascii="Times New Roman" w:hAnsi="Times New Roman" w:eastAsia="Times New Roman" w:cs="Times New Roman"/>
           <w:b w:val="0"/>
+          <w:color w:val="000000"/>
           <w:sz w:val="28"/>
         </w:rPr>
         <w:t>Цель работы</w:t>
@@ -107,6 +114,7 @@
         <w:rPr>
           <w:rFonts w:ascii="Times New Roman" w:hAnsi="Times New Roman" w:eastAsia="Times New Roman" w:cs="Times New Roman"/>
           <w:b w:val="0"/>
+          <w:color w:val="000000"/>
           <w:sz w:val="28"/>
         </w:rPr>
         <w:t>Создать базу данных учебного журнала в SQLite, задать ограничения целостности, наполнить таблицы данными, импортировать JSON и проверить выборки с соединением и агрегацией.</w:t>
@@ -119,13 +127,14 @@
         <w:keepNext/>
         <w:keepLines/>
         <w:spacing w:line="240" w:lineRule="auto" w:before="240" w:after="0"/>
-        <w:ind w:firstLine="0" w:left="0"/>
+        <w:ind w:left="0" w:firstLine="0"/>
         <w:jc w:val="both"/>
       </w:pPr>
       <w:r>
         <w:rPr>
           <w:rFonts w:ascii="Times New Roman" w:hAnsi="Times New Roman" w:eastAsia="Times New Roman" w:cs="Times New Roman"/>
           <w:b w:val="0"/>
+          <w:color w:val="000000"/>
           <w:sz w:val="28"/>
         </w:rPr>
         <w:t>Ход работы</w:t>
@@ -141,6 +150,7 @@
         <w:rPr>
           <w:rFonts w:ascii="Times New Roman" w:hAnsi="Times New Roman" w:eastAsia="Times New Roman" w:cs="Times New Roman"/>
           <w:b/>
+          <w:color w:val="000000"/>
           <w:sz w:val="28"/>
         </w:rPr>
         <w:t>Схема базы данных</w:t>
@@ -174,6 +184,7 @@
               <w:rPr>
                 <w:rFonts w:ascii="Times New Roman" w:hAnsi="Times New Roman" w:eastAsia="Times New Roman" w:cs="Times New Roman"/>
                 <w:b/>
+                <w:color w:val="000000"/>
                 <w:sz w:val="22"/>
               </w:rPr>
               <w:t>Таблица</w:t>
@@ -194,6 +205,7 @@
               <w:rPr>
                 <w:rFonts w:ascii="Times New Roman" w:hAnsi="Times New Roman" w:eastAsia="Times New Roman" w:cs="Times New Roman"/>
                 <w:b/>
+                <w:color w:val="000000"/>
                 <w:sz w:val="22"/>
               </w:rPr>
               <w:t>Назначение</w:t>
@@ -214,6 +226,7 @@
               <w:rPr>
                 <w:rFonts w:ascii="Times New Roman" w:hAnsi="Times New Roman" w:eastAsia="Times New Roman" w:cs="Times New Roman"/>
                 <w:b/>
+                <w:color w:val="000000"/>
                 <w:sz w:val="22"/>
               </w:rPr>
               <w:t>Ключи и ограничения</w:t>
@@ -234,6 +247,7 @@
               <w:rPr>
                 <w:rFonts w:ascii="Times New Roman" w:hAnsi="Times New Roman" w:eastAsia="Times New Roman" w:cs="Times New Roman"/>
                 <w:b/>
+                <w:color w:val="000000"/>
                 <w:sz w:val="22"/>
               </w:rPr>
               <w:t>Строк</w:t>
@@ -256,6 +270,7 @@
               <w:rPr>
                 <w:rFonts w:ascii="Times New Roman" w:hAnsi="Times New Roman" w:eastAsia="Times New Roman" w:cs="Times New Roman"/>
                 <w:b w:val="0"/>
+                <w:color w:val="000000"/>
                 <w:sz w:val="22"/>
               </w:rPr>
               <w:t>students</w:t>
@@ -276,6 +291,7 @@
               <w:rPr>
                 <w:rFonts w:ascii="Times New Roman" w:hAnsi="Times New Roman" w:eastAsia="Times New Roman" w:cs="Times New Roman"/>
                 <w:b w:val="0"/>
+                <w:color w:val="000000"/>
                 <w:sz w:val="22"/>
               </w:rPr>
               <w:t>Студенты</w:t>
@@ -296,6 +312,7 @@
               <w:rPr>
                 <w:rFonts w:ascii="Times New Roman" w:hAnsi="Times New Roman" w:eastAsia="Times New Roman" w:cs="Times New Roman"/>
                 <w:b w:val="0"/>
+                <w:color w:val="000000"/>
                 <w:sz w:val="22"/>
               </w:rPr>
               <w:t>PK id, UNIQUE email, CHECK status</w:t>
@@ -316,6 +333,7 @@
               <w:rPr>
                 <w:rFonts w:ascii="Times New Roman" w:hAnsi="Times New Roman" w:eastAsia="Times New Roman" w:cs="Times New Roman"/>
                 <w:b w:val="0"/>
+                <w:color w:val="000000"/>
                 <w:sz w:val="22"/>
               </w:rPr>
               <w:t>6</w:t>
@@ -338,6 +356,7 @@
               <w:rPr>
                 <w:rFonts w:ascii="Times New Roman" w:hAnsi="Times New Roman" w:eastAsia="Times New Roman" w:cs="Times New Roman"/>
                 <w:b w:val="0"/>
+                <w:color w:val="000000"/>
                 <w:sz w:val="22"/>
               </w:rPr>
               <w:t>courses</w:t>
@@ -358,6 +377,7 @@
               <w:rPr>
                 <w:rFonts w:ascii="Times New Roman" w:hAnsi="Times New Roman" w:eastAsia="Times New Roman" w:cs="Times New Roman"/>
                 <w:b w:val="0"/>
+                <w:color w:val="000000"/>
                 <w:sz w:val="22"/>
               </w:rPr>
               <w:t>Курсы</w:t>
@@ -378,6 +398,7 @@
               <w:rPr>
                 <w:rFonts w:ascii="Times New Roman" w:hAnsi="Times New Roman" w:eastAsia="Times New Roman" w:cs="Times New Roman"/>
                 <w:b w:val="0"/>
+                <w:color w:val="000000"/>
                 <w:sz w:val="22"/>
               </w:rPr>
               <w:t>PK id, UNIQUE code, CHECK hours</w:t>
@@ -398,6 +419,7 @@
               <w:rPr>
                 <w:rFonts w:ascii="Times New Roman" w:hAnsi="Times New Roman" w:eastAsia="Times New Roman" w:cs="Times New Roman"/>
                 <w:b w:val="0"/>
+                <w:color w:val="000000"/>
                 <w:sz w:val="22"/>
               </w:rPr>
               <w:t>4</w:t>
@@ -420,6 +442,7 @@
               <w:rPr>
                 <w:rFonts w:ascii="Times New Roman" w:hAnsi="Times New Roman" w:eastAsia="Times New Roman" w:cs="Times New Roman"/>
                 <w:b w:val="0"/>
+                <w:color w:val="000000"/>
                 <w:sz w:val="22"/>
               </w:rPr>
               <w:t>enrollments</w:t>
@@ -440,6 +463,7 @@
               <w:rPr>
                 <w:rFonts w:ascii="Times New Roman" w:hAnsi="Times New Roman" w:eastAsia="Times New Roman" w:cs="Times New Roman"/>
                 <w:b w:val="0"/>
+                <w:color w:val="000000"/>
                 <w:sz w:val="22"/>
               </w:rPr>
               <w:t>Записи на курсы</w:t>
@@ -460,6 +484,7 @@
               <w:rPr>
                 <w:rFonts w:ascii="Times New Roman" w:hAnsi="Times New Roman" w:eastAsia="Times New Roman" w:cs="Times New Roman"/>
                 <w:b w:val="0"/>
+                <w:color w:val="000000"/>
                 <w:sz w:val="22"/>
               </w:rPr>
               <w:t>PK id, FK student, FK course, UNIQUE пара</w:t>
@@ -480,6 +505,7 @@
               <w:rPr>
                 <w:rFonts w:ascii="Times New Roman" w:hAnsi="Times New Roman" w:eastAsia="Times New Roman" w:cs="Times New Roman"/>
                 <w:b w:val="0"/>
+                <w:color w:val="000000"/>
                 <w:sz w:val="22"/>
               </w:rPr>
               <w:t>8</w:t>
@@ -502,6 +528,7 @@
               <w:rPr>
                 <w:rFonts w:ascii="Times New Roman" w:hAnsi="Times New Roman" w:eastAsia="Times New Roman" w:cs="Times New Roman"/>
                 <w:b w:val="0"/>
+                <w:color w:val="000000"/>
                 <w:sz w:val="22"/>
               </w:rPr>
               <w:t>grades</w:t>
@@ -522,6 +549,7 @@
               <w:rPr>
                 <w:rFonts w:ascii="Times New Roman" w:hAnsi="Times New Roman" w:eastAsia="Times New Roman" w:cs="Times New Roman"/>
                 <w:b w:val="0"/>
+                <w:color w:val="000000"/>
                 <w:sz w:val="22"/>
               </w:rPr>
               <w:t>Оценки</w:t>
@@ -542,6 +570,7 @@
               <w:rPr>
                 <w:rFonts w:ascii="Times New Roman" w:hAnsi="Times New Roman" w:eastAsia="Times New Roman" w:cs="Times New Roman"/>
                 <w:b w:val="0"/>
+                <w:color w:val="000000"/>
                 <w:sz w:val="22"/>
               </w:rPr>
               <w:t>PK id, FK enrollment, UNIQUE enrollment, CHECK score</w:t>
@@ -562,6 +591,7 @@
               <w:rPr>
                 <w:rFonts w:ascii="Times New Roman" w:hAnsi="Times New Roman" w:eastAsia="Times New Roman" w:cs="Times New Roman"/>
                 <w:b w:val="0"/>
+                <w:color w:val="000000"/>
                 <w:sz w:val="22"/>
               </w:rPr>
               <w:t>7</w:t>
@@ -581,6 +611,7 @@
         <w:rPr>
           <w:rFonts w:ascii="Times New Roman" w:hAnsi="Times New Roman" w:eastAsia="Times New Roman" w:cs="Times New Roman"/>
           <w:b/>
+          <w:color w:val="000000"/>
           <w:sz w:val="28"/>
         </w:rPr>
         <w:t>ER-модель в третьей нормальной форме</w:t>
@@ -596,6 +627,7 @@
         <w:rPr>
           <w:rFonts w:ascii="Times New Roman" w:hAnsi="Times New Roman" w:eastAsia="Times New Roman" w:cs="Times New Roman"/>
           <w:i/>
+          <w:color w:val="000000"/>
           <w:sz w:val="28"/>
         </w:rPr>
         <w:t>[ Вставьте схему из draw.io: students, courses, enrollments, grades ]</w:t>
@@ -612,6 +644,7 @@
         <w:rPr>
           <w:rFonts w:ascii="Times New Roman" w:hAnsi="Times New Roman" w:eastAsia="Times New Roman" w:cs="Times New Roman"/>
           <w:b w:val="0"/>
+          <w:color w:val="000000"/>
           <w:sz w:val="28"/>
         </w:rPr>
         <w:t>Объясните, почему оценка хранится в отдельной таблице grades, а не в enrollments:</w:t>
@@ -627,9 +660,9 @@
         <w:rPr>
           <w:rFonts w:ascii="Times New Roman" w:hAnsi="Times New Roman" w:eastAsia="Times New Roman" w:cs="Times New Roman"/>
           <w:b w:val="0"/>
+          <w:color w:val="000000"/>
           <w:sz w:val="28"/>
         </w:rPr>
-        <w:t>________________________________________________________________________</w:t>
       </w:r>
     </w:p>
     <w:p>
@@ -642,9 +675,9 @@
         <w:rPr>
           <w:rFonts w:ascii="Times New Roman" w:hAnsi="Times New Roman" w:eastAsia="Times New Roman" w:cs="Times New Roman"/>
           <w:b w:val="0"/>
+          <w:color w:val="000000"/>
           <w:sz w:val="28"/>
         </w:rPr>
-        <w:t>________________________________________________________________________</w:t>
       </w:r>
     </w:p>
     <w:p>
@@ -657,9 +690,9 @@
         <w:rPr>
           <w:rFonts w:ascii="Times New Roman" w:hAnsi="Times New Roman" w:eastAsia="Times New Roman" w:cs="Times New Roman"/>
           <w:b w:val="0"/>
+          <w:color w:val="000000"/>
           <w:sz w:val="28"/>
         </w:rPr>
-        <w:t>________________________________________________________________________</w:t>
       </w:r>
     </w:p>
     <w:p>
@@ -672,9 +705,9 @@
         <w:rPr>
           <w:rFonts w:ascii="Times New Roman" w:hAnsi="Times New Roman" w:eastAsia="Times New Roman" w:cs="Times New Roman"/>
           <w:b w:val="0"/>
+          <w:color w:val="000000"/>
           <w:sz w:val="28"/>
         </w:rPr>
-        <w:t>________________________________________________________________________</w:t>
       </w:r>
     </w:p>
     <w:p/>
@@ -688,6 +721,7 @@
         <w:rPr>
           <w:rFonts w:ascii="Times New Roman" w:hAnsi="Times New Roman" w:eastAsia="Times New Roman" w:cs="Times New Roman"/>
           <w:b/>
+          <w:color w:val="000000"/>
           <w:sz w:val="28"/>
         </w:rPr>
         <w:t>Проверка ограничений</w:t>
@@ -722,6 +756,7 @@
               <w:rPr>
                 <w:rFonts w:ascii="Times New Roman" w:hAnsi="Times New Roman" w:eastAsia="Times New Roman" w:cs="Times New Roman"/>
                 <w:b/>
+                <w:color w:val="000000"/>
                 <w:sz w:val="22"/>
               </w:rPr>
               <w:t>Проверка</w:t>
@@ -742,6 +777,7 @@
               <w:rPr>
                 <w:rFonts w:ascii="Times New Roman" w:hAnsi="Times New Roman" w:eastAsia="Times New Roman" w:cs="Times New Roman"/>
                 <w:b/>
+                <w:color w:val="000000"/>
                 <w:sz w:val="22"/>
               </w:rPr>
               <w:t>Действие</w:t>
@@ -762,6 +798,7 @@
               <w:rPr>
                 <w:rFonts w:ascii="Times New Roman" w:hAnsi="Times New Roman" w:eastAsia="Times New Roman" w:cs="Times New Roman"/>
                 <w:b/>
+                <w:color w:val="000000"/>
                 <w:sz w:val="22"/>
               </w:rPr>
               <w:t>Ожидаемый результат</w:t>
@@ -782,6 +819,7 @@
               <w:rPr>
                 <w:rFonts w:ascii="Times New Roman" w:hAnsi="Times New Roman" w:eastAsia="Times New Roman" w:cs="Times New Roman"/>
                 <w:b/>
+                <w:color w:val="000000"/>
                 <w:sz w:val="22"/>
               </w:rPr>
               <w:t>Факт</w:t>
@@ -802,6 +840,7 @@
               <w:rPr>
                 <w:rFonts w:ascii="Times New Roman" w:hAnsi="Times New Roman" w:eastAsia="Times New Roman" w:cs="Times New Roman"/>
                 <w:b/>
+                <w:color w:val="000000"/>
                 <w:sz w:val="22"/>
               </w:rPr>
               <w:t>Вывод</w:t>
@@ -824,6 +863,7 @@
               <w:rPr>
                 <w:rFonts w:ascii="Times New Roman" w:hAnsi="Times New Roman" w:eastAsia="Times New Roman" w:cs="Times New Roman"/>
                 <w:b w:val="0"/>
+                <w:color w:val="000000"/>
                 <w:sz w:val="22"/>
               </w:rPr>
               <w:t>Оценка 101</w:t>
@@ -844,6 +884,7 @@
               <w:rPr>
                 <w:rFonts w:ascii="Times New Roman" w:hAnsi="Times New Roman" w:eastAsia="Times New Roman" w:cs="Times New Roman"/>
                 <w:b w:val="0"/>
+                <w:color w:val="000000"/>
                 <w:sz w:val="22"/>
               </w:rPr>
               <w:t>INSERT grade score = 101</w:t>
@@ -864,6 +905,7 @@
               <w:rPr>
                 <w:rFonts w:ascii="Times New Roman" w:hAnsi="Times New Roman" w:eastAsia="Times New Roman" w:cs="Times New Roman"/>
                 <w:b w:val="0"/>
+                <w:color w:val="000000"/>
                 <w:sz w:val="22"/>
               </w:rPr>
               <w:t>CHECK отклоняет строку</w:t>
@@ -910,6 +952,7 @@
               <w:rPr>
                 <w:rFonts w:ascii="Times New Roman" w:hAnsi="Times New Roman" w:eastAsia="Times New Roman" w:cs="Times New Roman"/>
                 <w:b w:val="0"/>
+                <w:color w:val="000000"/>
                 <w:sz w:val="22"/>
               </w:rPr>
               <w:t>Повтор email</w:t>
@@ -930,6 +973,7 @@
               <w:rPr>
                 <w:rFonts w:ascii="Times New Roman" w:hAnsi="Times New Roman" w:eastAsia="Times New Roman" w:cs="Times New Roman"/>
                 <w:b w:val="0"/>
+                <w:color w:val="000000"/>
                 <w:sz w:val="22"/>
               </w:rPr>
               <w:t>INSERT student с тем же email</w:t>
@@ -950,6 +994,7 @@
               <w:rPr>
                 <w:rFonts w:ascii="Times New Roman" w:hAnsi="Times New Roman" w:eastAsia="Times New Roman" w:cs="Times New Roman"/>
                 <w:b w:val="0"/>
+                <w:color w:val="000000"/>
                 <w:sz w:val="22"/>
               </w:rPr>
               <w:t>UNIQUE отклоняет строку</w:t>
@@ -996,6 +1041,7 @@
               <w:rPr>
                 <w:rFonts w:ascii="Times New Roman" w:hAnsi="Times New Roman" w:eastAsia="Times New Roman" w:cs="Times New Roman"/>
                 <w:b w:val="0"/>
+                <w:color w:val="000000"/>
                 <w:sz w:val="22"/>
               </w:rPr>
               <w:t>Удаление курса</w:t>
@@ -1016,6 +1062,7 @@
               <w:rPr>
                 <w:rFonts w:ascii="Times New Roman" w:hAnsi="Times New Roman" w:eastAsia="Times New Roman" w:cs="Times New Roman"/>
                 <w:b w:val="0"/>
+                <w:color w:val="000000"/>
                 <w:sz w:val="22"/>
               </w:rPr>
               <w:t>DELETE course с записями</w:t>
@@ -1036,6 +1083,7 @@
               <w:rPr>
                 <w:rFonts w:ascii="Times New Roman" w:hAnsi="Times New Roman" w:eastAsia="Times New Roman" w:cs="Times New Roman"/>
                 <w:b w:val="0"/>
+                <w:color w:val="000000"/>
                 <w:sz w:val="22"/>
               </w:rPr>
               <w:t>RESTRICT отклоняет удаление</w:t>
@@ -1082,6 +1130,7 @@
               <w:rPr>
                 <w:rFonts w:ascii="Times New Roman" w:hAnsi="Times New Roman" w:eastAsia="Times New Roman" w:cs="Times New Roman"/>
                 <w:b w:val="0"/>
+                <w:color w:val="000000"/>
                 <w:sz w:val="22"/>
               </w:rPr>
               <w:t>Удаление студента</w:t>
@@ -1102,6 +1151,7 @@
               <w:rPr>
                 <w:rFonts w:ascii="Times New Roman" w:hAnsi="Times New Roman" w:eastAsia="Times New Roman" w:cs="Times New Roman"/>
                 <w:b w:val="0"/>
+                <w:color w:val="000000"/>
                 <w:sz w:val="22"/>
               </w:rPr>
               <w:t>DELETE student с оценками</w:t>
@@ -1122,6 +1172,7 @@
               <w:rPr>
                 <w:rFonts w:ascii="Times New Roman" w:hAnsi="Times New Roman" w:eastAsia="Times New Roman" w:cs="Times New Roman"/>
                 <w:b w:val="0"/>
+                <w:color w:val="000000"/>
                 <w:sz w:val="22"/>
               </w:rPr>
               <w:t>CASCADE удаляет записи и оценки</w:t>
@@ -1168,6 +1219,7 @@
               <w:rPr>
                 <w:rFonts w:ascii="Times New Roman" w:hAnsi="Times New Roman" w:eastAsia="Times New Roman" w:cs="Times New Roman"/>
                 <w:b w:val="0"/>
+                <w:color w:val="000000"/>
                 <w:sz w:val="22"/>
               </w:rPr>
               <w:t>Повтор записи</w:t>
@@ -1188,6 +1240,7 @@
               <w:rPr>
                 <w:rFonts w:ascii="Times New Roman" w:hAnsi="Times New Roman" w:eastAsia="Times New Roman" w:cs="Times New Roman"/>
                 <w:b w:val="0"/>
+                <w:color w:val="000000"/>
                 <w:sz w:val="22"/>
               </w:rPr>
               <w:t>Повторная запись на тот же курс</w:t>
@@ -1208,6 +1261,7 @@
               <w:rPr>
                 <w:rFonts w:ascii="Times New Roman" w:hAnsi="Times New Roman" w:eastAsia="Times New Roman" w:cs="Times New Roman"/>
                 <w:b w:val="0"/>
+                <w:color w:val="000000"/>
                 <w:sz w:val="22"/>
               </w:rPr>
               <w:t>UNIQUE отклоняет строку</w:t>
@@ -1251,6 +1305,7 @@
         <w:rPr>
           <w:rFonts w:ascii="Times New Roman" w:hAnsi="Times New Roman" w:eastAsia="Times New Roman" w:cs="Times New Roman"/>
           <w:b/>
+          <w:color w:val="000000"/>
           <w:sz w:val="28"/>
         </w:rPr>
         <w:t>Результаты SQL-запросов</w:t>
@@ -1284,6 +1339,7 @@
               <w:rPr>
                 <w:rFonts w:ascii="Times New Roman" w:hAnsi="Times New Roman" w:eastAsia="Times New Roman" w:cs="Times New Roman"/>
                 <w:b/>
+                <w:color w:val="000000"/>
                 <w:sz w:val="22"/>
               </w:rPr>
               <w:t>Запрос</w:t>
@@ -1304,6 +1360,7 @@
               <w:rPr>
                 <w:rFonts w:ascii="Times New Roman" w:hAnsi="Times New Roman" w:eastAsia="Times New Roman" w:cs="Times New Roman"/>
                 <w:b/>
+                <w:color w:val="000000"/>
                 <w:sz w:val="22"/>
               </w:rPr>
               <w:t>Что проверяет</w:t>
@@ -1324,6 +1381,7 @@
               <w:rPr>
                 <w:rFonts w:ascii="Times New Roman" w:hAnsi="Times New Roman" w:eastAsia="Times New Roman" w:cs="Times New Roman"/>
                 <w:b/>
+                <w:color w:val="000000"/>
                 <w:sz w:val="22"/>
               </w:rPr>
               <w:t>Результат</w:t>
@@ -1344,6 +1402,7 @@
               <w:rPr>
                 <w:rFonts w:ascii="Times New Roman" w:hAnsi="Times New Roman" w:eastAsia="Times New Roman" w:cs="Times New Roman"/>
                 <w:b/>
+                <w:color w:val="000000"/>
                 <w:sz w:val="22"/>
               </w:rPr>
               <w:t>Скриншот</w:t>
@@ -1366,6 +1425,7 @@
               <w:rPr>
                 <w:rFonts w:ascii="Times New Roman" w:hAnsi="Times New Roman" w:eastAsia="Times New Roman" w:cs="Times New Roman"/>
                 <w:b w:val="0"/>
+                <w:color w:val="000000"/>
                 <w:sz w:val="22"/>
               </w:rPr>
               <w:t>Запрос 1</w:t>
@@ -1386,6 +1446,7 @@
               <w:rPr>
                 <w:rFonts w:ascii="Times New Roman" w:hAnsi="Times New Roman" w:eastAsia="Times New Roman" w:cs="Times New Roman"/>
                 <w:b w:val="0"/>
+                <w:color w:val="000000"/>
                 <w:sz w:val="22"/>
               </w:rPr>
               <w:t>Число курсов у каждого студента</w:t>
@@ -1432,6 +1493,7 @@
               <w:rPr>
                 <w:rFonts w:ascii="Times New Roman" w:hAnsi="Times New Roman" w:eastAsia="Times New Roman" w:cs="Times New Roman"/>
                 <w:b w:val="0"/>
+                <w:color w:val="000000"/>
                 <w:sz w:val="22"/>
               </w:rPr>
               <w:t>Запрос 2</w:t>
@@ -1452,6 +1514,7 @@
               <w:rPr>
                 <w:rFonts w:ascii="Times New Roman" w:hAnsi="Times New Roman" w:eastAsia="Times New Roman" w:cs="Times New Roman"/>
                 <w:b w:val="0"/>
+                <w:color w:val="000000"/>
                 <w:sz w:val="22"/>
               </w:rPr>
               <w:t>Средний балл по каждому курсу</w:t>
@@ -1498,6 +1561,7 @@
               <w:rPr>
                 <w:rFonts w:ascii="Times New Roman" w:hAnsi="Times New Roman" w:eastAsia="Times New Roman" w:cs="Times New Roman"/>
                 <w:b w:val="0"/>
+                <w:color w:val="000000"/>
                 <w:sz w:val="22"/>
               </w:rPr>
               <w:t>Запрос 3</w:t>
@@ -1518,6 +1582,7 @@
               <w:rPr>
                 <w:rFonts w:ascii="Times New Roman" w:hAnsi="Times New Roman" w:eastAsia="Times New Roman" w:cs="Times New Roman"/>
                 <w:b w:val="0"/>
+                <w:color w:val="000000"/>
                 <w:sz w:val="22"/>
               </w:rPr>
               <w:t>Студенты без записей на курсы</w:t>
@@ -1564,6 +1629,7 @@
               <w:rPr>
                 <w:rFonts w:ascii="Times New Roman" w:hAnsi="Times New Roman" w:eastAsia="Times New Roman" w:cs="Times New Roman"/>
                 <w:b w:val="0"/>
+                <w:color w:val="000000"/>
                 <w:sz w:val="22"/>
               </w:rPr>
               <w:t>Запрос 4</w:t>
@@ -1584,6 +1650,7 @@
               <w:rPr>
                 <w:rFonts w:ascii="Times New Roman" w:hAnsi="Times New Roman" w:eastAsia="Times New Roman" w:cs="Times New Roman"/>
                 <w:b w:val="0"/>
+                <w:color w:val="000000"/>
                 <w:sz w:val="22"/>
               </w:rPr>
               <w:t>Три лучших студента по среднему баллу</w:t>
@@ -1630,6 +1697,7 @@
               <w:rPr>
                 <w:rFonts w:ascii="Times New Roman" w:hAnsi="Times New Roman" w:eastAsia="Times New Roman" w:cs="Times New Roman"/>
                 <w:b w:val="0"/>
+                <w:color w:val="000000"/>
                 <w:sz w:val="22"/>
               </w:rPr>
               <w:t>Запрос 5</w:t>
@@ -1650,6 +1718,7 @@
               <w:rPr>
                 <w:rFonts w:ascii="Times New Roman" w:hAnsi="Times New Roman" w:eastAsia="Times New Roman" w:cs="Times New Roman"/>
                 <w:b w:val="0"/>
+                <w:color w:val="000000"/>
                 <w:sz w:val="22"/>
               </w:rPr>
               <w:t>Курсы без выставленных оценок</w:t>
@@ -1693,6 +1762,7 @@
         <w:rPr>
           <w:rFonts w:ascii="Times New Roman" w:hAnsi="Times New Roman" w:eastAsia="Times New Roman" w:cs="Times New Roman"/>
           <w:b/>
+          <w:color w:val="000000"/>
           <w:sz w:val="28"/>
         </w:rPr>
         <w:t>Импорт JSON</w:t>
@@ -1724,6 +1794,7 @@
               <w:rPr>
                 <w:rFonts w:ascii="Times New Roman" w:hAnsi="Times New Roman" w:eastAsia="Times New Roman" w:cs="Times New Roman"/>
                 <w:b/>
+                <w:color w:val="000000"/>
                 <w:sz w:val="22"/>
               </w:rPr>
               <w:t>Показатель</w:t>
@@ -1744,6 +1815,7 @@
               <w:rPr>
                 <w:rFonts w:ascii="Times New Roman" w:hAnsi="Times New Roman" w:eastAsia="Times New Roman" w:cs="Times New Roman"/>
                 <w:b/>
+                <w:color w:val="000000"/>
                 <w:sz w:val="22"/>
               </w:rPr>
               <w:t>Значение</w:t>
@@ -1766,6 +1838,7 @@
               <w:rPr>
                 <w:rFonts w:ascii="Times New Roman" w:hAnsi="Times New Roman" w:eastAsia="Times New Roman" w:cs="Times New Roman"/>
                 <w:b w:val="0"/>
+                <w:color w:val="000000"/>
                 <w:sz w:val="22"/>
               </w:rPr>
               <w:t>Файл</w:t>
@@ -1800,6 +1873,7 @@
               <w:rPr>
                 <w:rFonts w:ascii="Times New Roman" w:hAnsi="Times New Roman" w:eastAsia="Times New Roman" w:cs="Times New Roman"/>
                 <w:b w:val="0"/>
+                <w:color w:val="000000"/>
                 <w:sz w:val="22"/>
               </w:rPr>
               <w:t>Строк в файле</w:t>
@@ -1834,6 +1908,7 @@
               <w:rPr>
                 <w:rFonts w:ascii="Times New Roman" w:hAnsi="Times New Roman" w:eastAsia="Times New Roman" w:cs="Times New Roman"/>
                 <w:b w:val="0"/>
+                <w:color w:val="000000"/>
                 <w:sz w:val="22"/>
               </w:rPr>
               <w:t>Импортировано</w:t>
@@ -1868,6 +1943,7 @@
               <w:rPr>
                 <w:rFonts w:ascii="Times New Roman" w:hAnsi="Times New Roman" w:eastAsia="Times New Roman" w:cs="Times New Roman"/>
                 <w:b w:val="0"/>
+                <w:color w:val="000000"/>
                 <w:sz w:val="22"/>
               </w:rPr>
               <w:t>Отклонено</w:t>
@@ -1902,6 +1978,7 @@
               <w:rPr>
                 <w:rFonts w:ascii="Times New Roman" w:hAnsi="Times New Roman" w:eastAsia="Times New Roman" w:cs="Times New Roman"/>
                 <w:b w:val="0"/>
+                <w:color w:val="000000"/>
                 <w:sz w:val="22"/>
               </w:rPr>
               <w:t>Итоговая проверка</w:t>
@@ -1933,6 +2010,7 @@
         <w:rPr>
           <w:rFonts w:ascii="Times New Roman" w:hAnsi="Times New Roman" w:eastAsia="Times New Roman" w:cs="Times New Roman"/>
           <w:b/>
+          <w:color w:val="000000"/>
           <w:sz w:val="28"/>
         </w:rPr>
         <w:t>Скриншоты выполнения работы</w:t>
@@ -1948,6 +2026,7 @@
         <w:rPr>
           <w:rFonts w:ascii="Times New Roman" w:hAnsi="Times New Roman" w:eastAsia="Times New Roman" w:cs="Times New Roman"/>
           <w:i/>
+          <w:color w:val="000000"/>
           <w:sz w:val="28"/>
         </w:rPr>
         <w:t>[ Место для скриншота: Схема SQLite и список таблиц ]</w:t>
@@ -1964,6 +2043,7 @@
         <w:rPr>
           <w:rFonts w:ascii="Times New Roman" w:hAnsi="Times New Roman" w:eastAsia="Times New Roman" w:cs="Times New Roman"/>
           <w:i/>
+          <w:color w:val="000000"/>
           <w:sz w:val="28"/>
         </w:rPr>
         <w:t>[ Место для скриншота: Ошибка CHECK при score = 101 ]</w:t>
@@ -1980,6 +2060,7 @@
         <w:rPr>
           <w:rFonts w:ascii="Times New Roman" w:hAnsi="Times New Roman" w:eastAsia="Times New Roman" w:cs="Times New Roman"/>
           <w:i/>
+          <w:color w:val="000000"/>
           <w:sz w:val="28"/>
         </w:rPr>
         <w:t>[ Место для скриншота: Импорт JSON и сообщение об успехе ]</w:t>
@@ -1996,6 +2077,7 @@
         <w:rPr>
           <w:rFonts w:ascii="Times New Roman" w:hAnsi="Times New Roman" w:eastAsia="Times New Roman" w:cs="Times New Roman"/>
           <w:i/>
+          <w:color w:val="000000"/>
           <w:sz w:val="28"/>
         </w:rPr>
         <w:t>[ Место для скриншота: Результат запроса 2 со средним баллом ]</w:t>
@@ -2008,13 +2090,14 @@
         <w:keepNext/>
         <w:keepLines/>
         <w:spacing w:line="240" w:lineRule="auto" w:before="240" w:after="0"/>
-        <w:ind w:firstLine="0" w:left="0"/>
+        <w:ind w:left="0" w:firstLine="0"/>
         <w:jc w:val="both"/>
       </w:pPr>
       <w:r>
         <w:rPr>
           <w:rFonts w:ascii="Times New Roman" w:hAnsi="Times New Roman" w:eastAsia="Times New Roman" w:cs="Times New Roman"/>
           <w:b w:val="0"/>
+          <w:color w:val="000000"/>
           <w:sz w:val="28"/>
         </w:rPr>
         <w:t>Вывод</w:t>
@@ -2030,6 +2113,7 @@
         <w:rPr>
           <w:rFonts w:ascii="Times New Roman" w:hAnsi="Times New Roman" w:eastAsia="Times New Roman" w:cs="Times New Roman"/>
           <w:b w:val="0"/>
+          <w:color w:val="000000"/>
           <w:sz w:val="28"/>
         </w:rPr>
         <w:t>Какое ограничение оказалось самым важным? Что изменилось бы, если бы внешние ключи были выключены? Где в экзаменационном задании пригодится этот скрипт?</w:t>
@@ -2045,9 +2129,9 @@
         <w:rPr>
           <w:rFonts w:ascii="Times New Roman" w:hAnsi="Times New Roman" w:eastAsia="Times New Roman" w:cs="Times New Roman"/>
           <w:b w:val="0"/>
+          <w:color w:val="000000"/>
           <w:sz w:val="28"/>
         </w:rPr>
-        <w:t>________________________________________________________________________</w:t>
       </w:r>
     </w:p>
     <w:p>
@@ -2060,9 +2144,9 @@
         <w:rPr>
           <w:rFonts w:ascii="Times New Roman" w:hAnsi="Times New Roman" w:eastAsia="Times New Roman" w:cs="Times New Roman"/>
           <w:b w:val="0"/>
+          <w:color w:val="000000"/>
           <w:sz w:val="28"/>
         </w:rPr>
-        <w:t>________________________________________________________________________</w:t>
       </w:r>
     </w:p>
     <w:p>
@@ -2075,9 +2159,9 @@
         <w:rPr>
           <w:rFonts w:ascii="Times New Roman" w:hAnsi="Times New Roman" w:eastAsia="Times New Roman" w:cs="Times New Roman"/>
           <w:b w:val="0"/>
+          <w:color w:val="000000"/>
           <w:sz w:val="28"/>
         </w:rPr>
-        <w:t>________________________________________________________________________</w:t>
       </w:r>
     </w:p>
     <w:p>
@@ -2090,9 +2174,9 @@
         <w:rPr>
           <w:rFonts w:ascii="Times New Roman" w:hAnsi="Times New Roman" w:eastAsia="Times New Roman" w:cs="Times New Roman"/>
           <w:b w:val="0"/>
+          <w:color w:val="000000"/>
           <w:sz w:val="28"/>
         </w:rPr>
-        <w:t>________________________________________________________________________</w:t>
       </w:r>
     </w:p>
     <w:p>
@@ -2105,9 +2189,9 @@
         <w:rPr>
           <w:rFonts w:ascii="Times New Roman" w:hAnsi="Times New Roman" w:eastAsia="Times New Roman" w:cs="Times New Roman"/>
           <w:b w:val="0"/>
+          <w:color w:val="000000"/>
           <w:sz w:val="28"/>
         </w:rPr>
-        <w:t>________________________________________________________________________</w:t>
       </w:r>
     </w:p>
     <w:p>
@@ -2120,9 +2204,9 @@
         <w:rPr>
           <w:rFonts w:ascii="Times New Roman" w:hAnsi="Times New Roman" w:eastAsia="Times New Roman" w:cs="Times New Roman"/>
           <w:b w:val="0"/>
+          <w:color w:val="000000"/>
           <w:sz w:val="28"/>
         </w:rPr>
-        <w:t>________________________________________________________________________</w:t>
       </w:r>
     </w:p>
     <w:p/>
@@ -2506,6 +2590,7 @@
     </w:pPr>
     <w:rPr>
       <w:rFonts w:ascii="Times New Roman" w:hAnsi="Times New Roman" w:eastAsia="Times New Roman" w:cs="Times New Roman"/>
+      <w:color w:val="000000"/>
       <w:sz w:val="28"/>
     </w:rPr>
   </w:style>
@@ -2565,7 +2650,7 @@
       <w:keepNext/>
       <w:keepLines/>
       <w:spacing w:before="240" w:after="0" w:line="240" w:lineRule="auto"/>
-      <w:ind w:firstLine="0" w:left="0"/>
+      <w:ind w:left="0" w:firstLine="0"/>
       <w:jc w:val="both"/>
       <w:outlineLvl w:val="0"/>
     </w:pPr>
@@ -2573,7 +2658,7 @@
       <w:rFonts w:asciiTheme="majorHAnsi" w:eastAsiaTheme="majorEastAsia" w:hAnsiTheme="majorHAnsi" w:cstheme="majorBidi" w:ascii="Times New Roman" w:hAnsi="Times New Roman" w:eastAsia="Times New Roman" w:cs="Times New Roman"/>
       <w:b w:val="0"/>
       <w:bCs/>
-      <w:color w:val="365F91" w:themeColor="accent1" w:themeShade="BF"/>
+      <w:color w:val="000000"/>
       <w:sz w:val="28"/>
       <w:szCs w:val="28"/>
     </w:rPr>
@@ -2591,7 +2676,7 @@
       <w:keepNext/>
       <w:keepLines/>
       <w:spacing w:before="40" w:after="0" w:line="240" w:lineRule="auto"/>
-      <w:ind w:firstLine="0" w:left="0"/>
+      <w:ind w:left="0" w:firstLine="0"/>
       <w:jc w:val="left"/>
       <w:outlineLvl w:val="1"/>
     </w:pPr>
@@ -2599,7 +2684,7 @@
       <w:rFonts w:asciiTheme="majorHAnsi" w:eastAsiaTheme="majorEastAsia" w:hAnsiTheme="majorHAnsi" w:cstheme="majorBidi" w:ascii="Times New Roman" w:hAnsi="Times New Roman" w:eastAsia="Times New Roman" w:cs="Times New Roman"/>
       <w:b/>
       <w:bCs/>
-      <w:color w:val="4F81BD" w:themeColor="accent1"/>
+      <w:color w:val="000000"/>
       <w:sz w:val="28"/>
       <w:szCs w:val="26"/>
     </w:rPr>
@@ -2936,6 +3021,7 @@
     </w:pPr>
     <w:rPr>
       <w:rFonts w:ascii="Times New Roman" w:hAnsi="Times New Roman" w:eastAsia="Times New Roman" w:cs="Times New Roman"/>
+      <w:color w:val="000000"/>
       <w:sz w:val="28"/>
     </w:rPr>
   </w:style>
